--- a/TS-Kramam/TS-5.4/TS 5.4 Sanskrit Krama Paatam Corrections.docx
+++ b/TS-Kramam/TS-5.4/TS 5.4 Sanskrit Krama Paatam Corrections.docx
@@ -2672,7 +2672,7 @@
       </w:tr>
       <w:tr>
         <w:trPr>
-          <w:trHeight w:val="1550"/>
+          <w:trHeight w:val="1125"/>
         </w:trPr>
         <w:tc>
           <w:tcPr>
@@ -2692,20 +2692,384 @@
               <w:rPr>
                 <w:rFonts w:cs="Arial"/>
                 <w:b/>
-                <w:color w:val="000000"/>
-                <w:sz w:val="28"/>
-                <w:szCs w:val="32"/>
-              </w:rPr>
-            </w:pPr>
-            <w:r>
-              <w:rPr>
-                <w:rFonts w:cs="Arial"/>
-                <w:b/>
-                <w:color w:val="000000"/>
+                <w:color w:val="EE0000"/>
+                <w:sz w:val="28"/>
+                <w:szCs w:val="32"/>
+              </w:rPr>
+            </w:pPr>
+            <w:r>
+              <w:rPr>
+                <w:rFonts w:cs="Arial"/>
+                <w:b/>
+                <w:color w:val="EE0000"/>
                 <w:sz w:val="28"/>
                 <w:szCs w:val="32"/>
               </w:rPr>
               <w:lastRenderedPageBreak/>
+              <w:t>T.S.5.4.</w:t>
+            </w:r>
+            <w:r>
+              <w:rPr>
+                <w:rFonts w:cs="Arial"/>
+                <w:b/>
+                <w:color w:val="EE0000"/>
+                <w:sz w:val="28"/>
+                <w:szCs w:val="32"/>
+              </w:rPr>
+              <w:t>7</w:t>
+            </w:r>
+            <w:r>
+              <w:rPr>
+                <w:rFonts w:cs="Arial"/>
+                <w:b/>
+                <w:color w:val="EE0000"/>
+                <w:sz w:val="28"/>
+                <w:szCs w:val="32"/>
+              </w:rPr>
+              <w:t>.1– Kramam</w:t>
+            </w:r>
+          </w:p>
+          <w:p>
+            <w:pPr>
+              <w:widowControl w:val="0"/>
+              <w:tabs>
+                <w:tab w:val="left" w:pos="993"/>
+              </w:tabs>
+              <w:autoSpaceDE w:val="0"/>
+              <w:autoSpaceDN w:val="0"/>
+              <w:adjustRightInd w:val="0"/>
+              <w:spacing w:before="0" w:line="240" w:lineRule="auto"/>
+              <w:ind w:right="297"/>
+              <w:rPr>
+                <w:rFonts w:cs="Arial"/>
+                <w:b/>
+                <w:color w:val="EE0000"/>
+                <w:szCs w:val="28"/>
+                <w:lang w:val="en-IN"/>
+              </w:rPr>
+            </w:pPr>
+            <w:r>
+              <w:rPr>
+                <w:rFonts w:cs="Arial"/>
+                <w:b/>
+                <w:color w:val="EE0000"/>
+                <w:sz w:val="28"/>
+                <w:szCs w:val="32"/>
+                <w:lang w:val="en-IN"/>
+              </w:rPr>
+              <w:t xml:space="preserve">Krama Vaakyam No.– </w:t>
+            </w:r>
+            <w:r>
+              <w:rPr>
+                <w:rFonts w:cs="Arial"/>
+                <w:b/>
+                <w:color w:val="EE0000"/>
+                <w:sz w:val="28"/>
+                <w:szCs w:val="32"/>
+                <w:lang w:val="en-IN"/>
+              </w:rPr>
+              <w:t>2</w:t>
+            </w:r>
+            <w:r>
+              <w:rPr>
+                <w:rFonts w:cs="Arial"/>
+                <w:b/>
+                <w:color w:val="EE0000"/>
+                <w:sz w:val="28"/>
+                <w:szCs w:val="32"/>
+                <w:lang w:val="en-IN"/>
+              </w:rPr>
+              <w:t>8</w:t>
+            </w:r>
+          </w:p>
+          <w:p>
+            <w:pPr>
+              <w:widowControl w:val="0"/>
+              <w:tabs>
+                <w:tab w:val="left" w:pos="993"/>
+              </w:tabs>
+              <w:autoSpaceDE w:val="0"/>
+              <w:autoSpaceDN w:val="0"/>
+              <w:adjustRightInd w:val="0"/>
+              <w:spacing w:before="0" w:line="240" w:lineRule="auto"/>
+              <w:ind w:right="297"/>
+              <w:rPr>
+                <w:rFonts w:cs="Arial"/>
+                <w:b/>
+                <w:color w:val="EE0000"/>
+                <w:sz w:val="28"/>
+                <w:szCs w:val="32"/>
+              </w:rPr>
+            </w:pPr>
+            <w:r>
+              <w:rPr>
+                <w:rFonts w:cs="Arial"/>
+                <w:b/>
+                <w:color w:val="EE0000"/>
+                <w:sz w:val="28"/>
+                <w:szCs w:val="32"/>
+                <w:lang w:val="it-IT"/>
+              </w:rPr>
+              <w:t>Panchaati No</w:t>
+            </w:r>
+            <w:r>
+              <w:rPr>
+                <w:rFonts w:cs="Arial"/>
+                <w:b/>
+                <w:color w:val="EE0000"/>
+                <w:szCs w:val="32"/>
+                <w:lang w:val="it-IT"/>
+              </w:rPr>
+              <w:t xml:space="preserve">. - </w:t>
+            </w:r>
+            <w:r>
+              <w:rPr>
+                <w:rFonts w:cs="Arial"/>
+                <w:b/>
+                <w:color w:val="EE0000"/>
+                <w:sz w:val="28"/>
+                <w:szCs w:val="32"/>
+                <w:lang w:val="it-IT"/>
+              </w:rPr>
+              <w:t>30</w:t>
+            </w:r>
+          </w:p>
+        </w:tc>
+        <w:tc>
+          <w:tcPr>
+            <w:tcW w:w="5105" w:type="dxa"/>
+          </w:tcPr>
+          <w:p>
+            <w:pPr>
+              <w:widowControl w:val="0"/>
+              <w:autoSpaceDE w:val="0"/>
+              <w:autoSpaceDN w:val="0"/>
+              <w:adjustRightInd w:val="0"/>
+              <w:spacing w:line="252" w:lineRule="auto"/>
+              <w:rPr>
+                <w:rFonts w:ascii="BRH Devanagari Extra" w:hAnsi="BRH Devanagari Extra" w:cs="BRH Devanagari Extra"/>
+                <w:color w:val="EE0000"/>
+                <w:sz w:val="40"/>
+                <w:szCs w:val="40"/>
+                <w:lang w:bidi="ml-IN"/>
+              </w:rPr>
+            </w:pPr>
+            <w:r>
+              <w:rPr>
+                <w:rFonts w:ascii="BRH Devanagari Extra" w:hAnsi="BRH Devanagari Extra" w:cs="BRH Devanagari Extra"/>
+                <w:color w:val="EE0000"/>
+                <w:sz w:val="40"/>
+                <w:szCs w:val="40"/>
+                <w:lang w:bidi="ml-IN"/>
+              </w:rPr>
+              <w:t>E</w:t>
+            </w:r>
+            <w:r>
+              <w:rPr>
+                <w:rFonts w:ascii="BRH Devanagari Extra" w:hAnsi="BRH Devanagari Extra" w:cs="BRH Devanagari Extra"/>
+                <w:color w:val="EE0000"/>
+                <w:sz w:val="40"/>
+                <w:szCs w:val="40"/>
+                <w:highlight w:val="yellow"/>
+                <w:lang w:bidi="ml-IN"/>
+              </w:rPr>
+              <w:t>S</w:t>
+            </w:r>
+            <w:r>
+              <w:rPr>
+                <w:rFonts w:ascii="BRH Devanagari Extra" w:hAnsi="BRH Devanagari Extra" w:cs="BRH Devanagari Extra"/>
+                <w:color w:val="EE0000"/>
+                <w:sz w:val="40"/>
+                <w:szCs w:val="40"/>
+                <w:lang w:bidi="ml-IN"/>
+              </w:rPr>
+              <w:t>liÉËUþ¤ÉqÉç | A</w:t>
+            </w:r>
+            <w:r>
+              <w:rPr>
+                <w:rFonts w:ascii="BRH Malayalam Extra" w:hAnsi="BRH Malayalam Extra" w:cs="BRH Devanagari Extra"/>
+                <w:b/>
+                <w:color w:val="EE0000"/>
+                <w:sz w:val="32"/>
+                <w:szCs w:val="40"/>
+                <w:lang w:bidi="ml-IN"/>
+              </w:rPr>
+              <w:t>–</w:t>
+            </w:r>
+            <w:r>
+              <w:rPr>
+                <w:rFonts w:ascii="BRH Devanagari Extra" w:hAnsi="BRH Devanagari Extra" w:cs="BRH Devanagari Extra"/>
+                <w:color w:val="EE0000"/>
+                <w:sz w:val="40"/>
+                <w:szCs w:val="40"/>
+                <w:lang w:bidi="ml-IN"/>
+              </w:rPr>
+              <w:t>liÉËUþ¤É</w:t>
+            </w:r>
+            <w:r>
+              <w:rPr>
+                <w:rFonts w:ascii="BRH Malayalam Extra" w:hAnsi="BRH Malayalam Extra" w:cs="BRH Devanagari Extra"/>
+                <w:b/>
+                <w:color w:val="EE0000"/>
+                <w:sz w:val="32"/>
+                <w:szCs w:val="40"/>
+                <w:lang w:bidi="ml-IN"/>
+              </w:rPr>
+              <w:t>–</w:t>
+            </w:r>
+            <w:r>
+              <w:rPr>
+                <w:rFonts w:ascii="BRH Devanagari Extra" w:hAnsi="BRH Devanagari Extra" w:cs="BRH Devanagari Extra"/>
+                <w:color w:val="EE0000"/>
+                <w:sz w:val="40"/>
+                <w:szCs w:val="40"/>
+                <w:lang w:bidi="ml-IN"/>
+              </w:rPr>
+              <w:t>qÉÉ |</w:t>
+            </w:r>
+          </w:p>
+        </w:tc>
+        <w:tc>
+          <w:tcPr>
+            <w:tcW w:w="5388" w:type="dxa"/>
+          </w:tcPr>
+          <w:p>
+            <w:pPr>
+              <w:widowControl w:val="0"/>
+              <w:autoSpaceDE w:val="0"/>
+              <w:autoSpaceDN w:val="0"/>
+              <w:adjustRightInd w:val="0"/>
+              <w:spacing w:line="252" w:lineRule="auto"/>
+              <w:rPr>
+                <w:rFonts w:ascii="BRH Devanagari Extra" w:hAnsi="BRH Devanagari Extra" w:cs="BRH Devanagari Extra"/>
+                <w:color w:val="EE0000"/>
+                <w:sz w:val="40"/>
+                <w:szCs w:val="40"/>
+                <w:lang w:bidi="ml-IN"/>
+              </w:rPr>
+            </w:pPr>
+            <w:r>
+              <w:rPr>
+                <w:rFonts w:ascii="BRH Devanagari Extra" w:hAnsi="BRH Devanagari Extra" w:cs="BRH Devanagari Extra"/>
+                <w:color w:val="EE0000"/>
+                <w:sz w:val="40"/>
+                <w:szCs w:val="40"/>
+                <w:lang w:bidi="ml-IN"/>
+              </w:rPr>
+              <w:t>E</w:t>
+            </w:r>
+            <w:r>
+              <w:rPr>
+                <w:rFonts w:ascii="BRH Devanagari Extra" w:hAnsi="BRH Devanagari Extra" w:cs="BRH Devanagari Extra"/>
+                <w:color w:val="EE0000"/>
+                <w:sz w:val="40"/>
+                <w:szCs w:val="40"/>
+                <w:highlight w:val="green"/>
+                <w:lang w:bidi="ml-IN"/>
+              </w:rPr>
+              <w:t>S</w:t>
+            </w:r>
+            <w:r>
+              <w:rPr>
+                <w:rFonts w:ascii="BRH Malayalam Extra" w:hAnsi="BRH Malayalam Extra" w:cs="BRH Devanagari Extra"/>
+                <w:b/>
+                <w:color w:val="EE0000"/>
+                <w:sz w:val="32"/>
+                <w:szCs w:val="40"/>
+                <w:lang w:bidi="ml-IN"/>
+              </w:rPr>
+              <w:t>–</w:t>
+            </w:r>
+            <w:r>
+              <w:rPr>
+                <w:rFonts w:ascii="BRH Devanagari Extra" w:hAnsi="BRH Devanagari Extra" w:cs="BRH Devanagari Extra"/>
+                <w:color w:val="EE0000"/>
+                <w:sz w:val="40"/>
+                <w:szCs w:val="40"/>
+                <w:lang w:bidi="ml-IN"/>
+              </w:rPr>
+              <w:t>liÉËUþ¤ÉqÉç | A</w:t>
+            </w:r>
+            <w:r>
+              <w:rPr>
+                <w:rFonts w:ascii="BRH Malayalam Extra" w:hAnsi="BRH Malayalam Extra" w:cs="BRH Devanagari Extra"/>
+                <w:b/>
+                <w:color w:val="EE0000"/>
+                <w:sz w:val="32"/>
+                <w:szCs w:val="40"/>
+                <w:lang w:bidi="ml-IN"/>
+              </w:rPr>
+              <w:t>–</w:t>
+            </w:r>
+            <w:r>
+              <w:rPr>
+                <w:rFonts w:ascii="BRH Devanagari Extra" w:hAnsi="BRH Devanagari Extra" w:cs="BRH Devanagari Extra"/>
+                <w:color w:val="EE0000"/>
+                <w:sz w:val="40"/>
+                <w:szCs w:val="40"/>
+                <w:lang w:bidi="ml-IN"/>
+              </w:rPr>
+              <w:t>liÉËUþ¤É</w:t>
+            </w:r>
+            <w:r>
+              <w:rPr>
+                <w:rFonts w:ascii="BRH Malayalam Extra" w:hAnsi="BRH Malayalam Extra" w:cs="BRH Devanagari Extra"/>
+                <w:b/>
+                <w:color w:val="EE0000"/>
+                <w:sz w:val="32"/>
+                <w:szCs w:val="40"/>
+                <w:lang w:bidi="ml-IN"/>
+              </w:rPr>
+              <w:t>–</w:t>
+            </w:r>
+            <w:r>
+              <w:rPr>
+                <w:rFonts w:ascii="BRH Devanagari Extra" w:hAnsi="BRH Devanagari Extra" w:cs="BRH Devanagari Extra"/>
+                <w:color w:val="EE0000"/>
+                <w:sz w:val="40"/>
+                <w:szCs w:val="40"/>
+                <w:lang w:bidi="ml-IN"/>
+              </w:rPr>
+              <w:t>qÉÉ |</w:t>
+            </w:r>
+          </w:p>
+        </w:tc>
+      </w:tr>
+      <w:tr>
+        <w:trPr>
+          <w:trHeight w:val="1550"/>
+        </w:trPr>
+        <w:tc>
+          <w:tcPr>
+            <w:tcW w:w="3907" w:type="dxa"/>
+          </w:tcPr>
+          <w:p>
+            <w:pPr>
+              <w:widowControl w:val="0"/>
+              <w:tabs>
+                <w:tab w:val="left" w:pos="993"/>
+              </w:tabs>
+              <w:autoSpaceDE w:val="0"/>
+              <w:autoSpaceDN w:val="0"/>
+              <w:adjustRightInd w:val="0"/>
+              <w:spacing w:before="0" w:line="240" w:lineRule="auto"/>
+              <w:ind w:right="297"/>
+              <w:rPr>
+                <w:rFonts w:cs="Arial"/>
+                <w:b/>
+                <w:color w:val="000000"/>
+                <w:sz w:val="28"/>
+                <w:szCs w:val="32"/>
+              </w:rPr>
+            </w:pPr>
+            <w:r>
+              <w:rPr>
+                <w:rFonts w:cs="Arial"/>
+                <w:b/>
+                <w:color w:val="000000"/>
+                <w:sz w:val="28"/>
+                <w:szCs w:val="32"/>
+              </w:rPr>
               <w:t>T.S.5.</w:t>
             </w:r>
             <w:r>
@@ -4287,7 +4651,6 @@
           <w:szCs w:val="32"/>
           <w:u w:val="single"/>
         </w:rPr>
-        <w:lastRenderedPageBreak/>
         <w:t xml:space="preserve">TS </w:t>
       </w:r>
       <w:r>

--- a/TS-Kramam/TS-5.4/TS 5.4 Sanskrit Krama Paatam Corrections.docx
+++ b/TS-Kramam/TS-5.4/TS 5.4 Sanskrit Krama Paatam Corrections.docx
@@ -2706,27 +2706,7 @@
                 <w:szCs w:val="32"/>
               </w:rPr>
               <w:lastRenderedPageBreak/>
-              <w:t>T.S.5.4.</w:t>
-            </w:r>
-            <w:r>
-              <w:rPr>
-                <w:rFonts w:cs="Arial"/>
-                <w:b/>
-                <w:color w:val="EE0000"/>
-                <w:sz w:val="28"/>
-                <w:szCs w:val="32"/>
-              </w:rPr>
-              <w:t>7</w:t>
-            </w:r>
-            <w:r>
-              <w:rPr>
-                <w:rFonts w:cs="Arial"/>
-                <w:b/>
-                <w:color w:val="EE0000"/>
-                <w:sz w:val="28"/>
-                <w:szCs w:val="32"/>
-              </w:rPr>
-              <w:t>.1– Kramam</w:t>
+              <w:t>T.S.5.4.7.1– Kramam</w:t>
             </w:r>
           </w:p>
           <w:p>
@@ -2757,29 +2737,7 @@
                 <w:szCs w:val="32"/>
                 <w:lang w:val="en-IN"/>
               </w:rPr>
-              <w:t xml:space="preserve">Krama Vaakyam No.– </w:t>
-            </w:r>
-            <w:r>
-              <w:rPr>
-                <w:rFonts w:cs="Arial"/>
-                <w:b/>
-                <w:color w:val="EE0000"/>
-                <w:sz w:val="28"/>
-                <w:szCs w:val="32"/>
-                <w:lang w:val="en-IN"/>
-              </w:rPr>
-              <w:t>2</w:t>
-            </w:r>
-            <w:r>
-              <w:rPr>
-                <w:rFonts w:cs="Arial"/>
-                <w:b/>
-                <w:color w:val="EE0000"/>
-                <w:sz w:val="28"/>
-                <w:szCs w:val="32"/>
-                <w:lang w:val="en-IN"/>
-              </w:rPr>
-              <w:t>8</w:t>
+              <w:t>Krama Vaakyam No.– 28</w:t>
             </w:r>
           </w:p>
           <w:p>
@@ -3031,6 +2989,517 @@
                 <w:lang w:bidi="ml-IN"/>
               </w:rPr>
               <w:t>qÉÉ |</w:t>
+            </w:r>
+          </w:p>
+        </w:tc>
+      </w:tr>
+      <w:tr>
+        <w:trPr>
+          <w:trHeight w:val="1680"/>
+        </w:trPr>
+        <w:tc>
+          <w:tcPr>
+            <w:tcW w:w="3907" w:type="dxa"/>
+          </w:tcPr>
+          <w:p>
+            <w:pPr>
+              <w:widowControl w:val="0"/>
+              <w:tabs>
+                <w:tab w:val="left" w:pos="993"/>
+              </w:tabs>
+              <w:autoSpaceDE w:val="0"/>
+              <w:autoSpaceDN w:val="0"/>
+              <w:adjustRightInd w:val="0"/>
+              <w:spacing w:before="0" w:line="240" w:lineRule="auto"/>
+              <w:ind w:right="297"/>
+              <w:rPr>
+                <w:rFonts w:cs="Arial"/>
+                <w:b/>
+                <w:color w:val="EE0000"/>
+                <w:sz w:val="28"/>
+                <w:szCs w:val="32"/>
+              </w:rPr>
+            </w:pPr>
+            <w:r>
+              <w:rPr>
+                <w:rFonts w:cs="Arial"/>
+                <w:b/>
+                <w:color w:val="EE0000"/>
+                <w:sz w:val="28"/>
+                <w:szCs w:val="32"/>
+              </w:rPr>
+              <w:t>T.S.5.4.</w:t>
+            </w:r>
+            <w:r>
+              <w:rPr>
+                <w:rFonts w:cs="Arial"/>
+                <w:b/>
+                <w:color w:val="EE0000"/>
+                <w:sz w:val="28"/>
+                <w:szCs w:val="32"/>
+              </w:rPr>
+              <w:t>11</w:t>
+            </w:r>
+            <w:r>
+              <w:rPr>
+                <w:rFonts w:cs="Arial"/>
+                <w:b/>
+                <w:color w:val="EE0000"/>
+                <w:sz w:val="28"/>
+                <w:szCs w:val="32"/>
+              </w:rPr>
+              <w:t>.1– Kramam</w:t>
+            </w:r>
+          </w:p>
+          <w:p>
+            <w:pPr>
+              <w:widowControl w:val="0"/>
+              <w:tabs>
+                <w:tab w:val="left" w:pos="993"/>
+              </w:tabs>
+              <w:autoSpaceDE w:val="0"/>
+              <w:autoSpaceDN w:val="0"/>
+              <w:adjustRightInd w:val="0"/>
+              <w:spacing w:before="0" w:line="240" w:lineRule="auto"/>
+              <w:ind w:right="297"/>
+              <w:rPr>
+                <w:rFonts w:cs="Arial"/>
+                <w:b/>
+                <w:color w:val="EE0000"/>
+                <w:szCs w:val="28"/>
+                <w:lang w:val="it-IT"/>
+              </w:rPr>
+            </w:pPr>
+            <w:r>
+              <w:rPr>
+                <w:rFonts w:cs="Arial"/>
+                <w:b/>
+                <w:color w:val="EE0000"/>
+                <w:sz w:val="28"/>
+                <w:szCs w:val="32"/>
+                <w:lang w:val="it-IT"/>
+              </w:rPr>
+              <w:t xml:space="preserve">Krama Vaakyam No.– </w:t>
+            </w:r>
+            <w:r>
+              <w:rPr>
+                <w:rFonts w:cs="Arial"/>
+                <w:b/>
+                <w:color w:val="EE0000"/>
+                <w:sz w:val="28"/>
+                <w:szCs w:val="32"/>
+                <w:lang w:val="it-IT"/>
+              </w:rPr>
+              <w:t>30</w:t>
+            </w:r>
+          </w:p>
+          <w:p>
+            <w:pPr>
+              <w:widowControl w:val="0"/>
+              <w:tabs>
+                <w:tab w:val="left" w:pos="993"/>
+              </w:tabs>
+              <w:autoSpaceDE w:val="0"/>
+              <w:autoSpaceDN w:val="0"/>
+              <w:adjustRightInd w:val="0"/>
+              <w:spacing w:before="0" w:line="240" w:lineRule="auto"/>
+              <w:ind w:right="297"/>
+              <w:rPr>
+                <w:rFonts w:cs="Arial"/>
+                <w:b/>
+                <w:color w:val="EE0000"/>
+                <w:sz w:val="28"/>
+                <w:szCs w:val="32"/>
+                <w:lang w:val="it-IT"/>
+              </w:rPr>
+            </w:pPr>
+            <w:r>
+              <w:rPr>
+                <w:rFonts w:cs="Arial"/>
+                <w:b/>
+                <w:color w:val="EE0000"/>
+                <w:sz w:val="28"/>
+                <w:szCs w:val="32"/>
+                <w:lang w:val="it-IT"/>
+              </w:rPr>
+              <w:t>Panchaati No</w:t>
+            </w:r>
+            <w:r>
+              <w:rPr>
+                <w:rFonts w:cs="Arial"/>
+                <w:b/>
+                <w:color w:val="EE0000"/>
+                <w:szCs w:val="32"/>
+                <w:lang w:val="it-IT"/>
+              </w:rPr>
+              <w:t xml:space="preserve">. - </w:t>
+            </w:r>
+            <w:r>
+              <w:rPr>
+                <w:rFonts w:cs="Arial"/>
+                <w:b/>
+                <w:color w:val="EE0000"/>
+                <w:sz w:val="28"/>
+                <w:szCs w:val="32"/>
+                <w:lang w:val="it-IT"/>
+              </w:rPr>
+              <w:t>52</w:t>
+            </w:r>
+          </w:p>
+        </w:tc>
+        <w:tc>
+          <w:tcPr>
+            <w:tcW w:w="5105" w:type="dxa"/>
+          </w:tcPr>
+          <w:p>
+            <w:pPr>
+              <w:widowControl w:val="0"/>
+              <w:autoSpaceDE w:val="0"/>
+              <w:autoSpaceDN w:val="0"/>
+              <w:adjustRightInd w:val="0"/>
+              <w:spacing w:before="0" w:line="240" w:lineRule="auto"/>
+              <w:rPr>
+                <w:rFonts w:ascii="BRH Devanagari Extra" w:hAnsi="BRH Devanagari Extra" w:cs="BRH Devanagari Extra"/>
+                <w:color w:val="EE0000"/>
+                <w:sz w:val="40"/>
+                <w:szCs w:val="40"/>
+                <w:lang w:bidi="ml-IN"/>
+              </w:rPr>
+            </w:pPr>
+            <w:r>
+              <w:rPr>
+                <w:rFonts w:ascii="BRH Devanagari Extra" w:hAnsi="BRH Devanagari Extra" w:cs="BRH Devanagari Extra"/>
+                <w:color w:val="EE0000"/>
+                <w:sz w:val="40"/>
+                <w:szCs w:val="40"/>
+                <w:lang w:bidi="ml-IN"/>
+              </w:rPr>
+              <w:t>Mü</w:t>
+            </w:r>
+            <w:r>
+              <w:rPr>
+                <w:rFonts w:ascii="BRH Malayalam Extra" w:hAnsi="BRH Malayalam Extra" w:cs="BRH Devanagari Extra"/>
+                <w:b/>
+                <w:color w:val="EE0000"/>
+                <w:sz w:val="32"/>
+                <w:szCs w:val="40"/>
+                <w:lang w:bidi="ml-IN"/>
+              </w:rPr>
+              <w:t>–</w:t>
+            </w:r>
+            <w:r>
+              <w:rPr>
+                <w:rFonts w:ascii="BRH Devanagari Extra" w:hAnsi="BRH Devanagari Extra" w:cs="BRH Devanagari Extra"/>
+                <w:color w:val="EE0000"/>
+                <w:sz w:val="40"/>
+                <w:szCs w:val="40"/>
+                <w:lang w:bidi="ml-IN"/>
+              </w:rPr>
+              <w:t>XçMü</w:t>
+            </w:r>
+            <w:r>
+              <w:rPr>
+                <w:rFonts w:ascii="BRH Malayalam Extra" w:hAnsi="BRH Malayalam Extra" w:cs="BRH Devanagari Extra"/>
+                <w:b/>
+                <w:color w:val="EE0000"/>
+                <w:sz w:val="32"/>
+                <w:szCs w:val="40"/>
+                <w:lang w:bidi="ml-IN"/>
+              </w:rPr>
+              <w:t>–</w:t>
+            </w:r>
+            <w:r>
+              <w:rPr>
+                <w:rFonts w:ascii="BRH Devanagari Extra" w:hAnsi="BRH Devanagari Extra" w:cs="BRH Devanagari Extra"/>
+                <w:color w:val="EE0000"/>
+                <w:sz w:val="40"/>
+                <w:szCs w:val="40"/>
+                <w:lang w:bidi="ml-IN"/>
+              </w:rPr>
+              <w:t xml:space="preserve">ÍcÉiÉþqÉç ÍcÉluÉÏiÉ | </w:t>
+            </w:r>
+          </w:p>
+          <w:p>
+            <w:pPr>
+              <w:widowControl w:val="0"/>
+              <w:autoSpaceDE w:val="0"/>
+              <w:autoSpaceDN w:val="0"/>
+              <w:adjustRightInd w:val="0"/>
+              <w:spacing w:before="0" w:line="240" w:lineRule="auto"/>
+              <w:rPr>
+                <w:rFonts w:ascii="BRH Devanagari Extra" w:hAnsi="BRH Devanagari Extra" w:cs="BRH Devanagari Extra"/>
+                <w:color w:val="EE0000"/>
+                <w:sz w:val="40"/>
+                <w:szCs w:val="40"/>
+                <w:lang w:bidi="ml-IN"/>
+              </w:rPr>
+            </w:pPr>
+            <w:r>
+              <w:rPr>
+                <w:rFonts w:ascii="BRH Devanagari Extra" w:hAnsi="BRH Devanagari Extra" w:cs="BRH Devanagari Extra"/>
+                <w:color w:val="EE0000"/>
+                <w:sz w:val="40"/>
+                <w:szCs w:val="40"/>
+                <w:lang w:bidi="ml-IN"/>
+              </w:rPr>
+              <w:t>Mü</w:t>
+            </w:r>
+            <w:r>
+              <w:rPr>
+                <w:rFonts w:ascii="BRH Malayalam Extra" w:hAnsi="BRH Malayalam Extra" w:cs="BRH Devanagari Extra"/>
+                <w:b/>
+                <w:color w:val="EE0000"/>
+                <w:sz w:val="32"/>
+                <w:szCs w:val="40"/>
+                <w:lang w:bidi="ml-IN"/>
+              </w:rPr>
+              <w:t>–</w:t>
+            </w:r>
+            <w:r>
+              <w:rPr>
+                <w:rFonts w:ascii="BRH Devanagari Extra" w:hAnsi="BRH Devanagari Extra" w:cs="BRH Devanagari Extra"/>
+                <w:color w:val="EE0000"/>
+                <w:sz w:val="40"/>
+                <w:szCs w:val="40"/>
+                <w:lang w:bidi="ml-IN"/>
+              </w:rPr>
+              <w:t>XçMü</w:t>
+            </w:r>
+            <w:r>
+              <w:rPr>
+                <w:rFonts w:ascii="BRH Malayalam Extra" w:hAnsi="BRH Malayalam Extra" w:cs="BRH Devanagari Extra"/>
+                <w:b/>
+                <w:color w:val="EE0000"/>
+                <w:sz w:val="32"/>
+                <w:szCs w:val="40"/>
+                <w:lang w:bidi="ml-IN"/>
+              </w:rPr>
+              <w:t>–</w:t>
+            </w:r>
+            <w:r>
+              <w:rPr>
+                <w:rFonts w:ascii="BRH Devanagari Extra" w:hAnsi="BRH Devanagari Extra" w:cs="BRH Devanagari Extra"/>
+                <w:color w:val="EE0000"/>
+                <w:sz w:val="40"/>
+                <w:szCs w:val="40"/>
+                <w:lang w:bidi="ml-IN"/>
+              </w:rPr>
+              <w:t>ÍcÉ</w:t>
+            </w:r>
+            <w:r>
+              <w:rPr>
+                <w:rFonts w:ascii="BRH Devanagari Extra" w:hAnsi="BRH Devanagari Extra" w:cs="BRH Devanagari Extra"/>
+                <w:color w:val="EE0000"/>
+                <w:sz w:val="40"/>
+                <w:szCs w:val="40"/>
+                <w:highlight w:val="yellow"/>
+                <w:lang w:bidi="ml-IN"/>
+              </w:rPr>
+              <w:t>Ì</w:t>
+            </w:r>
+            <w:r>
+              <w:rPr>
+                <w:rFonts w:ascii="BRH Devanagari Extra" w:hAnsi="BRH Devanagari Extra" w:cs="BRH Devanagari Extra"/>
+                <w:color w:val="EE0000"/>
+                <w:sz w:val="40"/>
+                <w:szCs w:val="40"/>
+                <w:lang w:bidi="ml-IN"/>
+              </w:rPr>
+              <w:t>iÉ</w:t>
+            </w:r>
+            <w:r>
+              <w:rPr>
+                <w:rFonts w:ascii="BRH Malayalam Extra" w:hAnsi="BRH Malayalam Extra" w:cs="BRH Devanagari Extra"/>
+                <w:b/>
+                <w:color w:val="EE0000"/>
+                <w:sz w:val="32"/>
+                <w:szCs w:val="40"/>
+                <w:lang w:bidi="ml-IN"/>
+              </w:rPr>
+              <w:t>–</w:t>
+            </w:r>
+            <w:r>
+              <w:rPr>
+                <w:rFonts w:ascii="BRH Devanagari Extra" w:hAnsi="BRH Devanagari Extra" w:cs="BRH Devanagari Extra"/>
+                <w:color w:val="EE0000"/>
+                <w:sz w:val="40"/>
+                <w:szCs w:val="40"/>
+                <w:lang w:bidi="ml-IN"/>
+              </w:rPr>
+              <w:t>ÍqÉÌiÉþ MüXçMü - ÍcÉiÉÿqÉç |</w:t>
+            </w:r>
+          </w:p>
+        </w:tc>
+        <w:tc>
+          <w:tcPr>
+            <w:tcW w:w="5388" w:type="dxa"/>
+          </w:tcPr>
+          <w:p>
+            <w:pPr>
+              <w:widowControl w:val="0"/>
+              <w:autoSpaceDE w:val="0"/>
+              <w:autoSpaceDN w:val="0"/>
+              <w:adjustRightInd w:val="0"/>
+              <w:spacing w:before="0" w:line="240" w:lineRule="auto"/>
+              <w:rPr>
+                <w:rFonts w:ascii="BRH Devanagari Extra" w:hAnsi="BRH Devanagari Extra" w:cs="BRH Devanagari Extra"/>
+                <w:color w:val="EE0000"/>
+                <w:sz w:val="40"/>
+                <w:szCs w:val="40"/>
+                <w:lang w:bidi="ml-IN"/>
+              </w:rPr>
+            </w:pPr>
+            <w:r>
+              <w:rPr>
+                <w:rFonts w:ascii="BRH Devanagari Extra" w:hAnsi="BRH Devanagari Extra" w:cs="BRH Devanagari Extra"/>
+                <w:color w:val="EE0000"/>
+                <w:sz w:val="40"/>
+                <w:szCs w:val="40"/>
+                <w:lang w:bidi="ml-IN"/>
+              </w:rPr>
+              <w:t>Mü</w:t>
+            </w:r>
+            <w:r>
+              <w:rPr>
+                <w:rFonts w:ascii="BRH Malayalam Extra" w:hAnsi="BRH Malayalam Extra" w:cs="BRH Devanagari Extra"/>
+                <w:b/>
+                <w:color w:val="EE0000"/>
+                <w:sz w:val="32"/>
+                <w:szCs w:val="40"/>
+                <w:lang w:bidi="ml-IN"/>
+              </w:rPr>
+              <w:t>–</w:t>
+            </w:r>
+            <w:r>
+              <w:rPr>
+                <w:rFonts w:ascii="BRH Devanagari Extra" w:hAnsi="BRH Devanagari Extra" w:cs="BRH Devanagari Extra"/>
+                <w:color w:val="EE0000"/>
+                <w:sz w:val="40"/>
+                <w:szCs w:val="40"/>
+                <w:lang w:bidi="ml-IN"/>
+              </w:rPr>
+              <w:t>XçMü</w:t>
+            </w:r>
+            <w:r>
+              <w:rPr>
+                <w:rFonts w:ascii="BRH Malayalam Extra" w:hAnsi="BRH Malayalam Extra" w:cs="BRH Devanagari Extra"/>
+                <w:b/>
+                <w:color w:val="EE0000"/>
+                <w:sz w:val="32"/>
+                <w:szCs w:val="40"/>
+                <w:lang w:bidi="ml-IN"/>
+              </w:rPr>
+              <w:t>–</w:t>
+            </w:r>
+            <w:r>
+              <w:rPr>
+                <w:rFonts w:ascii="BRH Devanagari Extra" w:hAnsi="BRH Devanagari Extra" w:cs="BRH Devanagari Extra"/>
+                <w:color w:val="EE0000"/>
+                <w:sz w:val="40"/>
+                <w:szCs w:val="40"/>
+                <w:lang w:bidi="ml-IN"/>
+              </w:rPr>
+              <w:t xml:space="preserve">ÍcÉiÉþqÉç ÍcÉluÉÏiÉ | </w:t>
+            </w:r>
+          </w:p>
+          <w:p>
+            <w:pPr>
+              <w:widowControl w:val="0"/>
+              <w:autoSpaceDE w:val="0"/>
+              <w:autoSpaceDN w:val="0"/>
+              <w:adjustRightInd w:val="0"/>
+              <w:spacing w:before="0" w:line="240" w:lineRule="auto"/>
+              <w:rPr>
+                <w:rFonts w:ascii="BRH Devanagari Extra" w:hAnsi="BRH Devanagari Extra" w:cs="BRH Devanagari Extra"/>
+                <w:color w:val="EE0000"/>
+                <w:sz w:val="40"/>
+                <w:szCs w:val="40"/>
+                <w:lang w:bidi="ml-IN"/>
+              </w:rPr>
+            </w:pPr>
+            <w:r>
+              <w:rPr>
+                <w:rFonts w:ascii="BRH Devanagari Extra" w:hAnsi="BRH Devanagari Extra" w:cs="BRH Devanagari Extra"/>
+                <w:color w:val="EE0000"/>
+                <w:sz w:val="40"/>
+                <w:szCs w:val="40"/>
+                <w:lang w:bidi="ml-IN"/>
+              </w:rPr>
+              <w:t>Mü</w:t>
+            </w:r>
+            <w:r>
+              <w:rPr>
+                <w:rFonts w:ascii="BRH Malayalam Extra" w:hAnsi="BRH Malayalam Extra" w:cs="BRH Devanagari Extra"/>
+                <w:b/>
+                <w:color w:val="EE0000"/>
+                <w:sz w:val="32"/>
+                <w:szCs w:val="40"/>
+                <w:lang w:bidi="ml-IN"/>
+              </w:rPr>
+              <w:t>–</w:t>
+            </w:r>
+            <w:r>
+              <w:rPr>
+                <w:rFonts w:ascii="BRH Devanagari Extra" w:hAnsi="BRH Devanagari Extra" w:cs="BRH Devanagari Extra"/>
+                <w:color w:val="EE0000"/>
+                <w:sz w:val="40"/>
+                <w:szCs w:val="40"/>
+                <w:lang w:bidi="ml-IN"/>
+              </w:rPr>
+              <w:t>XçMü</w:t>
+            </w:r>
+            <w:r>
+              <w:rPr>
+                <w:rFonts w:ascii="BRH Malayalam Extra" w:hAnsi="BRH Malayalam Extra" w:cs="BRH Devanagari Extra"/>
+                <w:b/>
+                <w:color w:val="EE0000"/>
+                <w:sz w:val="32"/>
+                <w:szCs w:val="40"/>
+                <w:lang w:bidi="ml-IN"/>
+              </w:rPr>
+              <w:t>–</w:t>
+            </w:r>
+            <w:r>
+              <w:rPr>
+                <w:rFonts w:ascii="BRH Devanagari Extra" w:hAnsi="BRH Devanagari Extra" w:cs="BRH Devanagari Extra"/>
+                <w:color w:val="EE0000"/>
+                <w:sz w:val="40"/>
+                <w:szCs w:val="40"/>
+                <w:lang w:bidi="ml-IN"/>
+              </w:rPr>
+              <w:t>ÍcÉ</w:t>
+            </w:r>
+            <w:r>
+              <w:rPr>
+                <w:rFonts w:ascii="BRH Devanagari Extra" w:hAnsi="BRH Devanagari Extra" w:cs="BRH Devanagari Extra"/>
+                <w:color w:val="EE0000"/>
+                <w:sz w:val="40"/>
+                <w:szCs w:val="40"/>
+                <w:highlight w:val="green"/>
+                <w:lang w:bidi="ml-IN"/>
+              </w:rPr>
+              <w:t>iÉ</w:t>
+            </w:r>
+            <w:r>
+              <w:rPr>
+                <w:rFonts w:ascii="BRH Malayalam Extra" w:hAnsi="BRH Malayalam Extra" w:cs="BRH Devanagari Extra"/>
+                <w:b/>
+                <w:color w:val="EE0000"/>
+                <w:sz w:val="32"/>
+                <w:szCs w:val="40"/>
+                <w:lang w:bidi="ml-IN"/>
+              </w:rPr>
+              <w:t>–</w:t>
+            </w:r>
+            <w:r>
+              <w:rPr>
+                <w:rFonts w:ascii="BRH Devanagari Extra" w:hAnsi="BRH Devanagari Extra" w:cs="BRH Devanagari Extra"/>
+                <w:color w:val="EE0000"/>
+                <w:sz w:val="40"/>
+                <w:szCs w:val="40"/>
+                <w:lang w:bidi="ml-IN"/>
+              </w:rPr>
+              <w:t>ÍqÉÌiÉþ MüXçMü - ÍcÉiÉÿqÉç |</w:t>
             </w:r>
           </w:p>
         </w:tc>
@@ -4581,6 +5050,7 @@
           <w:szCs w:val="32"/>
           <w:u w:val="single"/>
         </w:rPr>
+        <w:lastRenderedPageBreak/>
         <w:t>===========</w:t>
       </w:r>
     </w:p>
@@ -6793,6 +7263,7 @@
                 <w:sz w:val="28"/>
                 <w:szCs w:val="32"/>
               </w:rPr>
+              <w:lastRenderedPageBreak/>
               <w:t>T.S.5.4.3.3 – Kramam</w:t>
             </w:r>
           </w:p>
@@ -7380,7 +7851,6 @@
                 <w:sz w:val="28"/>
                 <w:szCs w:val="32"/>
               </w:rPr>
-              <w:lastRenderedPageBreak/>
               <w:t>T.S.5.4.3.4 – Kramam</w:t>
             </w:r>
           </w:p>
@@ -9426,6 +9896,7 @@
                 <w:sz w:val="28"/>
                 <w:szCs w:val="32"/>
               </w:rPr>
+              <w:lastRenderedPageBreak/>
               <w:t>T.S.5.4.7.4 – Kramam</w:t>
             </w:r>
           </w:p>
@@ -9935,7 +10406,6 @@
                 <w:szCs w:val="40"/>
                 <w:lang w:bidi="ml-IN"/>
               </w:rPr>
-              <w:lastRenderedPageBreak/>
               <w:t>oÉë</w:t>
             </w:r>
             <w:r>
@@ -10079,7 +10549,6 @@
                 <w:szCs w:val="40"/>
                 <w:lang w:bidi="ml-IN"/>
               </w:rPr>
-              <w:lastRenderedPageBreak/>
               <w:t xml:space="preserve">uÉæ </w:t>
             </w:r>
             <w:r>
@@ -10148,7 +10617,6 @@
                 <w:szCs w:val="40"/>
                 <w:lang w:bidi="ml-IN"/>
               </w:rPr>
-              <w:lastRenderedPageBreak/>
               <w:t>oÉë</w:t>
             </w:r>
             <w:r>
@@ -10294,7 +10762,6 @@
                 <w:sz w:val="28"/>
                 <w:szCs w:val="32"/>
               </w:rPr>
-              <w:lastRenderedPageBreak/>
               <w:t>T.S.5.</w:t>
             </w:r>
             <w:r>
@@ -12178,7 +12645,6 @@
           <w:szCs w:val="32"/>
           <w:u w:val="single"/>
         </w:rPr>
-        <w:lastRenderedPageBreak/>
         <w:t xml:space="preserve">TS </w:t>
       </w:r>
       <w:r>

--- a/TS-Kramam/TS-5.4/TS 5.4 Sanskrit Krama Paatam Corrections.docx
+++ b/TS-Kramam/TS-5.4/TS 5.4 Sanskrit Krama Paatam Corrections.docx
@@ -3028,27 +3028,7 @@
                 <w:sz w:val="28"/>
                 <w:szCs w:val="32"/>
               </w:rPr>
-              <w:t>T.S.5.4.</w:t>
-            </w:r>
-            <w:r>
-              <w:rPr>
-                <w:rFonts w:cs="Arial"/>
-                <w:b/>
-                <w:color w:val="EE0000"/>
-                <w:sz w:val="28"/>
-                <w:szCs w:val="32"/>
-              </w:rPr>
-              <w:t>11</w:t>
-            </w:r>
-            <w:r>
-              <w:rPr>
-                <w:rFonts w:cs="Arial"/>
-                <w:b/>
-                <w:color w:val="EE0000"/>
-                <w:sz w:val="28"/>
-                <w:szCs w:val="32"/>
-              </w:rPr>
-              <w:t>.1– Kramam</w:t>
+              <w:t>T.S.5.4.11.1– Kramam</w:t>
             </w:r>
           </w:p>
           <w:p>
@@ -3067,17 +3047,17 @@
                 <w:b/>
                 <w:color w:val="EE0000"/>
                 <w:szCs w:val="28"/>
-                <w:lang w:val="it-IT"/>
-              </w:rPr>
-            </w:pPr>
-            <w:r>
-              <w:rPr>
-                <w:rFonts w:cs="Arial"/>
-                <w:b/>
-                <w:color w:val="EE0000"/>
-                <w:sz w:val="28"/>
-                <w:szCs w:val="32"/>
-                <w:lang w:val="it-IT"/>
+                <w:lang w:val="en-IN"/>
+              </w:rPr>
+            </w:pPr>
+            <w:r>
+              <w:rPr>
+                <w:rFonts w:cs="Arial"/>
+                <w:b/>
+                <w:color w:val="EE0000"/>
+                <w:sz w:val="28"/>
+                <w:szCs w:val="32"/>
+                <w:lang w:val="en-IN"/>
               </w:rPr>
               <w:t xml:space="preserve">Krama Vaakyam No.– </w:t>
             </w:r>
@@ -3088,7 +3068,18 @@
                 <w:color w:val="EE0000"/>
                 <w:sz w:val="28"/>
                 <w:szCs w:val="32"/>
-                <w:lang w:val="it-IT"/>
+                <w:lang w:val="en-IN"/>
+              </w:rPr>
+              <w:t xml:space="preserve">28 and </w:t>
+            </w:r>
+            <w:r>
+              <w:rPr>
+                <w:rFonts w:cs="Arial"/>
+                <w:b/>
+                <w:color w:val="EE0000"/>
+                <w:sz w:val="28"/>
+                <w:szCs w:val="32"/>
+                <w:lang w:val="en-IN"/>
               </w:rPr>
               <w:t>30</w:t>
             </w:r>
@@ -3163,37 +3154,100 @@
                 <w:color w:val="EE0000"/>
                 <w:sz w:val="40"/>
                 <w:szCs w:val="40"/>
-                <w:lang w:bidi="ml-IN"/>
-              </w:rPr>
-            </w:pPr>
-            <w:r>
-              <w:rPr>
-                <w:rFonts w:ascii="BRH Devanagari Extra" w:hAnsi="BRH Devanagari Extra" w:cs="BRH Devanagari Extra"/>
-                <w:color w:val="EE0000"/>
-                <w:sz w:val="40"/>
-                <w:szCs w:val="40"/>
-                <w:lang w:bidi="ml-IN"/>
+                <w:lang w:val="it-IT" w:bidi="ml-IN"/>
+              </w:rPr>
+            </w:pPr>
+            <w:r>
+              <w:rPr>
+                <w:rFonts w:ascii="BRH Devanagari Extra" w:hAnsi="BRH Devanagari Extra" w:cs="BRH Devanagari Extra"/>
+                <w:color w:val="EE0000"/>
+                <w:sz w:val="40"/>
+                <w:szCs w:val="40"/>
+                <w:lang w:val="it-IT" w:bidi="ml-IN"/>
+              </w:rPr>
+              <w:t>mÉ</w:t>
+            </w:r>
+            <w:r>
+              <w:rPr>
+                <w:rFonts w:ascii="BRH Malayalam Extra" w:hAnsi="BRH Malayalam Extra" w:cs="BRH Devanagari Extra"/>
+                <w:b/>
+                <w:color w:val="EE0000"/>
+                <w:sz w:val="32"/>
+                <w:szCs w:val="40"/>
+                <w:lang w:val="it-IT" w:bidi="ml-IN"/>
+              </w:rPr>
+              <w:t>–</w:t>
+            </w:r>
+            <w:r>
+              <w:rPr>
+                <w:rFonts w:ascii="BRH Devanagari Extra" w:hAnsi="BRH Devanagari Extra" w:cs="BRH Devanagari Extra"/>
+                <w:color w:val="EE0000"/>
+                <w:sz w:val="40"/>
+                <w:szCs w:val="40"/>
+                <w:lang w:val="it-IT" w:bidi="ml-IN"/>
+              </w:rPr>
+              <w:t>iÉ</w:t>
+            </w:r>
+            <w:r>
+              <w:rPr>
+                <w:rFonts w:ascii="BRH Malayalam Extra" w:hAnsi="BRH Malayalam Extra" w:cs="BRH Devanagari Extra"/>
+                <w:b/>
+                <w:color w:val="EE0000"/>
+                <w:sz w:val="32"/>
+                <w:szCs w:val="40"/>
+                <w:lang w:val="it-IT" w:bidi="ml-IN"/>
+              </w:rPr>
+              <w:t>–</w:t>
+            </w:r>
+            <w:r>
+              <w:rPr>
+                <w:rFonts w:ascii="BRH Devanagari Extra" w:hAnsi="BRH Devanagari Extra" w:cs="BRH Devanagari Extra"/>
+                <w:color w:val="EE0000"/>
+                <w:sz w:val="40"/>
+                <w:szCs w:val="40"/>
+                <w:lang w:val="it-IT" w:bidi="ml-IN"/>
+              </w:rPr>
+              <w:t>ÌiÉ</w:t>
+            </w:r>
+            <w:r>
+              <w:rPr>
+                <w:rFonts w:ascii="BRH Malayalam Extra" w:hAnsi="BRH Malayalam Extra" w:cs="BRH Devanagari Extra"/>
+                <w:b/>
+                <w:color w:val="EE0000"/>
+                <w:sz w:val="32"/>
+                <w:szCs w:val="40"/>
+                <w:lang w:val="it-IT" w:bidi="ml-IN"/>
+              </w:rPr>
+              <w:t>–</w:t>
+            </w:r>
+            <w:r>
+              <w:rPr>
+                <w:rFonts w:ascii="BRH Devanagari Extra" w:hAnsi="BRH Devanagari Extra" w:cs="BRH Devanagari Extra"/>
+                <w:color w:val="EE0000"/>
+                <w:sz w:val="40"/>
+                <w:szCs w:val="40"/>
+                <w:lang w:val="it-IT" w:bidi="ml-IN"/>
+              </w:rPr>
+              <w:t xml:space="preserve"> </w:t>
+            </w:r>
+            <w:r>
+              <w:rPr>
+                <w:rFonts w:ascii="BRH Devanagari Extra" w:hAnsi="BRH Devanagari Extra" w:cs="BRH Devanagari Extra"/>
+                <w:color w:val="EE0000"/>
+                <w:sz w:val="40"/>
+                <w:szCs w:val="40"/>
+                <w:highlight w:val="yellow"/>
+                <w:lang w:val="it-IT" w:bidi="ml-IN"/>
               </w:rPr>
               <w:t>Mü</w:t>
             </w:r>
             <w:r>
               <w:rPr>
-                <w:rFonts w:ascii="BRH Malayalam Extra" w:hAnsi="BRH Malayalam Extra" w:cs="BRH Devanagari Extra"/>
-                <w:b/>
-                <w:color w:val="EE0000"/>
-                <w:sz w:val="32"/>
-                <w:szCs w:val="40"/>
-                <w:lang w:bidi="ml-IN"/>
-              </w:rPr>
-              <w:t>–</w:t>
-            </w:r>
-            <w:r>
-              <w:rPr>
-                <w:rFonts w:ascii="BRH Devanagari Extra" w:hAnsi="BRH Devanagari Extra" w:cs="BRH Devanagari Extra"/>
-                <w:color w:val="EE0000"/>
-                <w:sz w:val="40"/>
-                <w:szCs w:val="40"/>
-                <w:lang w:bidi="ml-IN"/>
+                <w:rFonts w:ascii="BRH Devanagari Extra" w:hAnsi="BRH Devanagari Extra" w:cs="BRH Devanagari Extra"/>
+                <w:color w:val="EE0000"/>
+                <w:sz w:val="40"/>
+                <w:szCs w:val="40"/>
+                <w:lang w:val="it-IT" w:bidi="ml-IN"/>
               </w:rPr>
               <w:t>XçMü</w:t>
             </w:r>
@@ -3204,19 +3258,155 @@
                 <w:color w:val="EE0000"/>
                 <w:sz w:val="32"/>
                 <w:szCs w:val="40"/>
-                <w:lang w:bidi="ml-IN"/>
-              </w:rPr>
-              <w:t>–</w:t>
-            </w:r>
-            <w:r>
-              <w:rPr>
-                <w:rFonts w:ascii="BRH Devanagari Extra" w:hAnsi="BRH Devanagari Extra" w:cs="BRH Devanagari Extra"/>
-                <w:color w:val="EE0000"/>
-                <w:sz w:val="40"/>
-                <w:szCs w:val="40"/>
-                <w:lang w:bidi="ml-IN"/>
-              </w:rPr>
-              <w:t xml:space="preserve">ÍcÉiÉþqÉç ÍcÉluÉÏiÉ | </w:t>
+                <w:lang w:val="it-IT" w:bidi="ml-IN"/>
+              </w:rPr>
+              <w:t>–</w:t>
+            </w:r>
+            <w:r>
+              <w:rPr>
+                <w:rFonts w:ascii="BRH Devanagari Extra" w:hAnsi="BRH Devanagari Extra" w:cs="BRH Devanagari Extra"/>
+                <w:color w:val="EE0000"/>
+                <w:sz w:val="40"/>
+                <w:szCs w:val="40"/>
+                <w:lang w:val="it-IT" w:bidi="ml-IN"/>
+              </w:rPr>
+              <w:t xml:space="preserve">ÍcÉiÉÿqÉç | </w:t>
+            </w:r>
+            <w:r>
+              <w:rPr>
+                <w:rFonts w:ascii="BRH Devanagari Extra" w:hAnsi="BRH Devanagari Extra" w:cs="BRH Devanagari Extra"/>
+                <w:color w:val="EE0000"/>
+                <w:sz w:val="40"/>
+                <w:szCs w:val="40"/>
+                <w:lang w:val="it-IT" w:bidi="ml-IN"/>
+              </w:rPr>
+              <w:t>Mü</w:t>
+            </w:r>
+            <w:r>
+              <w:rPr>
+                <w:rFonts w:ascii="BRH Malayalam Extra" w:hAnsi="BRH Malayalam Extra" w:cs="BRH Devanagari Extra"/>
+                <w:b/>
+                <w:color w:val="EE0000"/>
+                <w:sz w:val="32"/>
+                <w:szCs w:val="40"/>
+                <w:lang w:val="it-IT" w:bidi="ml-IN"/>
+              </w:rPr>
+              <w:t>–</w:t>
+            </w:r>
+            <w:r>
+              <w:rPr>
+                <w:rFonts w:ascii="BRH Devanagari Extra" w:hAnsi="BRH Devanagari Extra" w:cs="BRH Devanagari Extra"/>
+                <w:color w:val="EE0000"/>
+                <w:sz w:val="40"/>
+                <w:szCs w:val="40"/>
+                <w:lang w:val="it-IT" w:bidi="ml-IN"/>
+              </w:rPr>
+              <w:t>XçMü</w:t>
+            </w:r>
+            <w:r>
+              <w:rPr>
+                <w:rFonts w:ascii="BRH Malayalam Extra" w:hAnsi="BRH Malayalam Extra" w:cs="BRH Devanagari Extra"/>
+                <w:b/>
+                <w:color w:val="EE0000"/>
+                <w:sz w:val="32"/>
+                <w:szCs w:val="40"/>
+                <w:lang w:val="it-IT" w:bidi="ml-IN"/>
+              </w:rPr>
+              <w:t>–</w:t>
+            </w:r>
+            <w:r>
+              <w:rPr>
+                <w:rFonts w:ascii="BRH Devanagari Extra" w:hAnsi="BRH Devanagari Extra" w:cs="BRH Devanagari Extra"/>
+                <w:color w:val="EE0000"/>
+                <w:sz w:val="40"/>
+                <w:szCs w:val="40"/>
+                <w:lang w:val="it-IT" w:bidi="ml-IN"/>
+              </w:rPr>
+              <w:t>ÍcÉiÉþqÉç ÍcÉluÉÏiÉ | Mü</w:t>
+            </w:r>
+            <w:r>
+              <w:rPr>
+                <w:rFonts w:ascii="BRH Malayalam Extra" w:hAnsi="BRH Malayalam Extra" w:cs="BRH Devanagari Extra"/>
+                <w:b/>
+                <w:color w:val="EE0000"/>
+                <w:sz w:val="32"/>
+                <w:szCs w:val="40"/>
+                <w:lang w:val="it-IT" w:bidi="ml-IN"/>
+              </w:rPr>
+              <w:t>–</w:t>
+            </w:r>
+            <w:r>
+              <w:rPr>
+                <w:rFonts w:ascii="BRH Devanagari Extra" w:hAnsi="BRH Devanagari Extra" w:cs="BRH Devanagari Extra"/>
+                <w:color w:val="EE0000"/>
+                <w:sz w:val="40"/>
+                <w:szCs w:val="40"/>
+                <w:lang w:val="it-IT" w:bidi="ml-IN"/>
+              </w:rPr>
+              <w:t>XçMü</w:t>
+            </w:r>
+            <w:r>
+              <w:rPr>
+                <w:rFonts w:ascii="BRH Malayalam Extra" w:hAnsi="BRH Malayalam Extra" w:cs="BRH Devanagari Extra"/>
+                <w:b/>
+                <w:color w:val="EE0000"/>
+                <w:sz w:val="32"/>
+                <w:szCs w:val="40"/>
+                <w:lang w:val="it-IT" w:bidi="ml-IN"/>
+              </w:rPr>
+              <w:t>–</w:t>
+            </w:r>
+            <w:r>
+              <w:rPr>
+                <w:rFonts w:ascii="BRH Devanagari Extra" w:hAnsi="BRH Devanagari Extra" w:cs="BRH Devanagari Extra"/>
+                <w:color w:val="EE0000"/>
+                <w:sz w:val="40"/>
+                <w:szCs w:val="40"/>
+                <w:lang w:val="it-IT" w:bidi="ml-IN"/>
+              </w:rPr>
+              <w:t>ÍcÉ</w:t>
+            </w:r>
+            <w:r>
+              <w:rPr>
+                <w:rFonts w:ascii="BRH Devanagari Extra" w:hAnsi="BRH Devanagari Extra" w:cs="BRH Devanagari Extra"/>
+                <w:color w:val="EE0000"/>
+                <w:sz w:val="40"/>
+                <w:szCs w:val="40"/>
+                <w:highlight w:val="yellow"/>
+                <w:lang w:val="it-IT" w:bidi="ml-IN"/>
+              </w:rPr>
+              <w:t>Ì</w:t>
+            </w:r>
+            <w:r>
+              <w:rPr>
+                <w:rFonts w:ascii="BRH Devanagari Extra" w:hAnsi="BRH Devanagari Extra" w:cs="BRH Devanagari Extra"/>
+                <w:color w:val="EE0000"/>
+                <w:sz w:val="40"/>
+                <w:szCs w:val="40"/>
+                <w:lang w:val="it-IT" w:bidi="ml-IN"/>
+              </w:rPr>
+              <w:t>iÉ</w:t>
+            </w:r>
+            <w:r>
+              <w:rPr>
+                <w:rFonts w:ascii="BRH Malayalam Extra" w:hAnsi="BRH Malayalam Extra" w:cs="BRH Devanagari Extra"/>
+                <w:b/>
+                <w:color w:val="EE0000"/>
+                <w:sz w:val="32"/>
+                <w:szCs w:val="40"/>
+                <w:lang w:val="it-IT" w:bidi="ml-IN"/>
+              </w:rPr>
+              <w:t>–</w:t>
+            </w:r>
+            <w:r>
+              <w:rPr>
+                <w:rFonts w:ascii="BRH Devanagari Extra" w:hAnsi="BRH Devanagari Extra" w:cs="BRH Devanagari Extra"/>
+                <w:color w:val="EE0000"/>
+                <w:sz w:val="40"/>
+                <w:szCs w:val="40"/>
+                <w:lang w:val="it-IT" w:bidi="ml-IN"/>
+              </w:rPr>
+              <w:t xml:space="preserve">ÍqÉÌiÉþ </w:t>
             </w:r>
           </w:p>
           <w:p>
@@ -3231,102 +3421,18 @@
                 <w:color w:val="EE0000"/>
                 <w:sz w:val="40"/>
                 <w:szCs w:val="40"/>
-                <w:lang w:bidi="ml-IN"/>
-              </w:rPr>
-            </w:pPr>
-            <w:r>
-              <w:rPr>
-                <w:rFonts w:ascii="BRH Devanagari Extra" w:hAnsi="BRH Devanagari Extra" w:cs="BRH Devanagari Extra"/>
-                <w:color w:val="EE0000"/>
-                <w:sz w:val="40"/>
-                <w:szCs w:val="40"/>
-                <w:lang w:bidi="ml-IN"/>
-              </w:rPr>
-              <w:t>Mü</w:t>
-            </w:r>
-            <w:r>
-              <w:rPr>
-                <w:rFonts w:ascii="BRH Malayalam Extra" w:hAnsi="BRH Malayalam Extra" w:cs="BRH Devanagari Extra"/>
-                <w:b/>
-                <w:color w:val="EE0000"/>
-                <w:sz w:val="32"/>
-                <w:szCs w:val="40"/>
-                <w:lang w:bidi="ml-IN"/>
-              </w:rPr>
-              <w:t>–</w:t>
-            </w:r>
-            <w:r>
-              <w:rPr>
-                <w:rFonts w:ascii="BRH Devanagari Extra" w:hAnsi="BRH Devanagari Extra" w:cs="BRH Devanagari Extra"/>
-                <w:color w:val="EE0000"/>
-                <w:sz w:val="40"/>
-                <w:szCs w:val="40"/>
-                <w:lang w:bidi="ml-IN"/>
-              </w:rPr>
-              <w:t>XçMü</w:t>
-            </w:r>
-            <w:r>
-              <w:rPr>
-                <w:rFonts w:ascii="BRH Malayalam Extra" w:hAnsi="BRH Malayalam Extra" w:cs="BRH Devanagari Extra"/>
-                <w:b/>
-                <w:color w:val="EE0000"/>
-                <w:sz w:val="32"/>
-                <w:szCs w:val="40"/>
-                <w:lang w:bidi="ml-IN"/>
-              </w:rPr>
-              <w:t>–</w:t>
-            </w:r>
-            <w:r>
-              <w:rPr>
-                <w:rFonts w:ascii="BRH Devanagari Extra" w:hAnsi="BRH Devanagari Extra" w:cs="BRH Devanagari Extra"/>
-                <w:color w:val="EE0000"/>
-                <w:sz w:val="40"/>
-                <w:szCs w:val="40"/>
-                <w:lang w:bidi="ml-IN"/>
-              </w:rPr>
-              <w:t>ÍcÉ</w:t>
-            </w:r>
-            <w:r>
-              <w:rPr>
-                <w:rFonts w:ascii="BRH Devanagari Extra" w:hAnsi="BRH Devanagari Extra" w:cs="BRH Devanagari Extra"/>
-                <w:color w:val="EE0000"/>
-                <w:sz w:val="40"/>
-                <w:szCs w:val="40"/>
-                <w:highlight w:val="yellow"/>
-                <w:lang w:bidi="ml-IN"/>
-              </w:rPr>
-              <w:t>Ì</w:t>
-            </w:r>
-            <w:r>
-              <w:rPr>
-                <w:rFonts w:ascii="BRH Devanagari Extra" w:hAnsi="BRH Devanagari Extra" w:cs="BRH Devanagari Extra"/>
-                <w:color w:val="EE0000"/>
-                <w:sz w:val="40"/>
-                <w:szCs w:val="40"/>
-                <w:lang w:bidi="ml-IN"/>
-              </w:rPr>
-              <w:t>iÉ</w:t>
-            </w:r>
-            <w:r>
-              <w:rPr>
-                <w:rFonts w:ascii="BRH Malayalam Extra" w:hAnsi="BRH Malayalam Extra" w:cs="BRH Devanagari Extra"/>
-                <w:b/>
-                <w:color w:val="EE0000"/>
-                <w:sz w:val="32"/>
-                <w:szCs w:val="40"/>
-                <w:lang w:bidi="ml-IN"/>
-              </w:rPr>
-              <w:t>–</w:t>
-            </w:r>
-            <w:r>
-              <w:rPr>
-                <w:rFonts w:ascii="BRH Devanagari Extra" w:hAnsi="BRH Devanagari Extra" w:cs="BRH Devanagari Extra"/>
-                <w:color w:val="EE0000"/>
-                <w:sz w:val="40"/>
-                <w:szCs w:val="40"/>
-                <w:lang w:bidi="ml-IN"/>
-              </w:rPr>
-              <w:t>ÍqÉÌiÉþ MüXçMü - ÍcÉiÉÿqÉç |</w:t>
+                <w:lang w:val="it-IT" w:bidi="ml-IN"/>
+              </w:rPr>
+            </w:pPr>
+            <w:r>
+              <w:rPr>
+                <w:rFonts w:ascii="BRH Devanagari Extra" w:hAnsi="BRH Devanagari Extra" w:cs="BRH Devanagari Extra"/>
+                <w:color w:val="EE0000"/>
+                <w:sz w:val="40"/>
+                <w:szCs w:val="40"/>
+                <w:lang w:val="it-IT" w:bidi="ml-IN"/>
+              </w:rPr>
+              <w:t>MüXçMü - ÍcÉiÉÿqÉç |</w:t>
             </w:r>
           </w:p>
         </w:tc>
@@ -3346,16 +3452,90 @@
                 <w:color w:val="EE0000"/>
                 <w:sz w:val="40"/>
                 <w:szCs w:val="40"/>
-                <w:lang w:bidi="ml-IN"/>
-              </w:rPr>
-            </w:pPr>
-            <w:r>
-              <w:rPr>
-                <w:rFonts w:ascii="BRH Devanagari Extra" w:hAnsi="BRH Devanagari Extra" w:cs="BRH Devanagari Extra"/>
-                <w:color w:val="EE0000"/>
-                <w:sz w:val="40"/>
-                <w:szCs w:val="40"/>
-                <w:lang w:bidi="ml-IN"/>
+                <w:lang w:val="it-IT" w:bidi="ml-IN"/>
+              </w:rPr>
+            </w:pPr>
+            <w:r>
+              <w:rPr>
+                <w:rFonts w:ascii="BRH Devanagari Extra" w:hAnsi="BRH Devanagari Extra" w:cs="BRH Devanagari Extra"/>
+                <w:color w:val="EE0000"/>
+                <w:sz w:val="40"/>
+                <w:szCs w:val="40"/>
+                <w:lang w:val="it-IT" w:bidi="ml-IN"/>
+              </w:rPr>
+              <w:t>mÉ</w:t>
+            </w:r>
+            <w:r>
+              <w:rPr>
+                <w:rFonts w:ascii="BRH Malayalam Extra" w:hAnsi="BRH Malayalam Extra" w:cs="BRH Devanagari Extra"/>
+                <w:b/>
+                <w:color w:val="EE0000"/>
+                <w:sz w:val="32"/>
+                <w:szCs w:val="40"/>
+                <w:lang w:val="it-IT" w:bidi="ml-IN"/>
+              </w:rPr>
+              <w:t>–</w:t>
+            </w:r>
+            <w:r>
+              <w:rPr>
+                <w:rFonts w:ascii="BRH Devanagari Extra" w:hAnsi="BRH Devanagari Extra" w:cs="BRH Devanagari Extra"/>
+                <w:color w:val="EE0000"/>
+                <w:sz w:val="40"/>
+                <w:szCs w:val="40"/>
+                <w:lang w:val="it-IT" w:bidi="ml-IN"/>
+              </w:rPr>
+              <w:t>iÉ</w:t>
+            </w:r>
+            <w:r>
+              <w:rPr>
+                <w:rFonts w:ascii="BRH Malayalam Extra" w:hAnsi="BRH Malayalam Extra" w:cs="BRH Devanagari Extra"/>
+                <w:b/>
+                <w:color w:val="EE0000"/>
+                <w:sz w:val="32"/>
+                <w:szCs w:val="40"/>
+                <w:lang w:val="it-IT" w:bidi="ml-IN"/>
+              </w:rPr>
+              <w:t>–</w:t>
+            </w:r>
+            <w:r>
+              <w:rPr>
+                <w:rFonts w:ascii="BRH Devanagari Extra" w:hAnsi="BRH Devanagari Extra" w:cs="BRH Devanagari Extra"/>
+                <w:color w:val="EE0000"/>
+                <w:sz w:val="40"/>
+                <w:szCs w:val="40"/>
+                <w:lang w:val="it-IT" w:bidi="ml-IN"/>
+              </w:rPr>
+              <w:t>ÌiÉ</w:t>
+            </w:r>
+            <w:r>
+              <w:rPr>
+                <w:rFonts w:ascii="BRH Malayalam Extra" w:hAnsi="BRH Malayalam Extra" w:cs="BRH Devanagari Extra"/>
+                <w:b/>
+                <w:color w:val="EE0000"/>
+                <w:sz w:val="32"/>
+                <w:szCs w:val="40"/>
+                <w:lang w:val="it-IT" w:bidi="ml-IN"/>
+              </w:rPr>
+              <w:t>–</w:t>
+            </w:r>
+            <w:r>
+              <w:rPr>
+                <w:rFonts w:ascii="BRH Devanagari Extra" w:hAnsi="BRH Devanagari Extra" w:cs="BRH Devanagari Extra"/>
+                <w:color w:val="EE0000"/>
+                <w:sz w:val="40"/>
+                <w:szCs w:val="40"/>
+                <w:lang w:val="it-IT" w:bidi="ml-IN"/>
+              </w:rPr>
+              <w:t xml:space="preserve"> </w:t>
+            </w:r>
+            <w:r>
+              <w:rPr>
+                <w:rFonts w:ascii="BRH Devanagari Extra" w:hAnsi="BRH Devanagari Extra" w:cs="BRH Devanagari Extra"/>
+                <w:color w:val="EE0000"/>
+                <w:sz w:val="40"/>
+                <w:szCs w:val="40"/>
+                <w:highlight w:val="green"/>
+                <w:lang w:val="it-IT" w:bidi="ml-IN"/>
               </w:rPr>
               <w:t>Mü</w:t>
             </w:r>
@@ -3366,17 +3546,17 @@
                 <w:color w:val="EE0000"/>
                 <w:sz w:val="32"/>
                 <w:szCs w:val="40"/>
-                <w:lang w:bidi="ml-IN"/>
-              </w:rPr>
-              <w:t>–</w:t>
-            </w:r>
-            <w:r>
-              <w:rPr>
-                <w:rFonts w:ascii="BRH Devanagari Extra" w:hAnsi="BRH Devanagari Extra" w:cs="BRH Devanagari Extra"/>
-                <w:color w:val="EE0000"/>
-                <w:sz w:val="40"/>
-                <w:szCs w:val="40"/>
-                <w:lang w:bidi="ml-IN"/>
+                <w:lang w:val="it-IT" w:bidi="ml-IN"/>
+              </w:rPr>
+              <w:t>–</w:t>
+            </w:r>
+            <w:r>
+              <w:rPr>
+                <w:rFonts w:ascii="BRH Devanagari Extra" w:hAnsi="BRH Devanagari Extra" w:cs="BRH Devanagari Extra"/>
+                <w:color w:val="EE0000"/>
+                <w:sz w:val="40"/>
+                <w:szCs w:val="40"/>
+                <w:lang w:val="it-IT" w:bidi="ml-IN"/>
               </w:rPr>
               <w:t>XçMü</w:t>
             </w:r>
@@ -3387,19 +3567,155 @@
                 <w:color w:val="EE0000"/>
                 <w:sz w:val="32"/>
                 <w:szCs w:val="40"/>
-                <w:lang w:bidi="ml-IN"/>
-              </w:rPr>
-              <w:t>–</w:t>
-            </w:r>
-            <w:r>
-              <w:rPr>
-                <w:rFonts w:ascii="BRH Devanagari Extra" w:hAnsi="BRH Devanagari Extra" w:cs="BRH Devanagari Extra"/>
-                <w:color w:val="EE0000"/>
-                <w:sz w:val="40"/>
-                <w:szCs w:val="40"/>
-                <w:lang w:bidi="ml-IN"/>
-              </w:rPr>
-              <w:t xml:space="preserve">ÍcÉiÉþqÉç ÍcÉluÉÏiÉ | </w:t>
+                <w:lang w:val="it-IT" w:bidi="ml-IN"/>
+              </w:rPr>
+              <w:t>–</w:t>
+            </w:r>
+            <w:r>
+              <w:rPr>
+                <w:rFonts w:ascii="BRH Devanagari Extra" w:hAnsi="BRH Devanagari Extra" w:cs="BRH Devanagari Extra"/>
+                <w:color w:val="EE0000"/>
+                <w:sz w:val="40"/>
+                <w:szCs w:val="40"/>
+                <w:lang w:val="it-IT" w:bidi="ml-IN"/>
+              </w:rPr>
+              <w:t xml:space="preserve">ÍcÉiÉÿqÉç </w:t>
+            </w:r>
+            <w:r>
+              <w:rPr>
+                <w:rFonts w:ascii="BRH Devanagari Extra" w:hAnsi="BRH Devanagari Extra" w:cs="BRH Devanagari Extra"/>
+                <w:color w:val="000000"/>
+                <w:sz w:val="40"/>
+                <w:szCs w:val="40"/>
+                <w:lang w:val="it-IT" w:bidi="ml-IN"/>
+              </w:rPr>
+              <w:t xml:space="preserve">| </w:t>
+            </w:r>
+            <w:r>
+              <w:rPr>
+                <w:rFonts w:ascii="BRH Devanagari Extra" w:hAnsi="BRH Devanagari Extra" w:cs="BRH Devanagari Extra"/>
+                <w:color w:val="EE0000"/>
+                <w:sz w:val="40"/>
+                <w:szCs w:val="40"/>
+                <w:lang w:val="it-IT" w:bidi="ml-IN"/>
+              </w:rPr>
+              <w:t>Mü</w:t>
+            </w:r>
+            <w:r>
+              <w:rPr>
+                <w:rFonts w:ascii="BRH Malayalam Extra" w:hAnsi="BRH Malayalam Extra" w:cs="BRH Devanagari Extra"/>
+                <w:b/>
+                <w:color w:val="EE0000"/>
+                <w:sz w:val="32"/>
+                <w:szCs w:val="40"/>
+                <w:lang w:val="it-IT" w:bidi="ml-IN"/>
+              </w:rPr>
+              <w:t>–</w:t>
+            </w:r>
+            <w:r>
+              <w:rPr>
+                <w:rFonts w:ascii="BRH Devanagari Extra" w:hAnsi="BRH Devanagari Extra" w:cs="BRH Devanagari Extra"/>
+                <w:color w:val="EE0000"/>
+                <w:sz w:val="40"/>
+                <w:szCs w:val="40"/>
+                <w:lang w:val="it-IT" w:bidi="ml-IN"/>
+              </w:rPr>
+              <w:t>XçMü</w:t>
+            </w:r>
+            <w:r>
+              <w:rPr>
+                <w:rFonts w:ascii="BRH Malayalam Extra" w:hAnsi="BRH Malayalam Extra" w:cs="BRH Devanagari Extra"/>
+                <w:b/>
+                <w:color w:val="EE0000"/>
+                <w:sz w:val="32"/>
+                <w:szCs w:val="40"/>
+                <w:lang w:val="it-IT" w:bidi="ml-IN"/>
+              </w:rPr>
+              <w:t>–</w:t>
+            </w:r>
+            <w:r>
+              <w:rPr>
+                <w:rFonts w:ascii="BRH Devanagari Extra" w:hAnsi="BRH Devanagari Extra" w:cs="BRH Devanagari Extra"/>
+                <w:color w:val="EE0000"/>
+                <w:sz w:val="40"/>
+                <w:szCs w:val="40"/>
+                <w:lang w:val="it-IT" w:bidi="ml-IN"/>
+              </w:rPr>
+              <w:t>ÍcÉiÉþqÉç ÍcÉluÉÏiÉ | Mü</w:t>
+            </w:r>
+            <w:r>
+              <w:rPr>
+                <w:rFonts w:ascii="BRH Malayalam Extra" w:hAnsi="BRH Malayalam Extra" w:cs="BRH Devanagari Extra"/>
+                <w:b/>
+                <w:color w:val="EE0000"/>
+                <w:sz w:val="32"/>
+                <w:szCs w:val="40"/>
+                <w:lang w:val="it-IT" w:bidi="ml-IN"/>
+              </w:rPr>
+              <w:t>–</w:t>
+            </w:r>
+            <w:r>
+              <w:rPr>
+                <w:rFonts w:ascii="BRH Devanagari Extra" w:hAnsi="BRH Devanagari Extra" w:cs="BRH Devanagari Extra"/>
+                <w:color w:val="EE0000"/>
+                <w:sz w:val="40"/>
+                <w:szCs w:val="40"/>
+                <w:lang w:val="it-IT" w:bidi="ml-IN"/>
+              </w:rPr>
+              <w:t>XçMü</w:t>
+            </w:r>
+            <w:r>
+              <w:rPr>
+                <w:rFonts w:ascii="BRH Malayalam Extra" w:hAnsi="BRH Malayalam Extra" w:cs="BRH Devanagari Extra"/>
+                <w:b/>
+                <w:color w:val="EE0000"/>
+                <w:sz w:val="32"/>
+                <w:szCs w:val="40"/>
+                <w:lang w:val="it-IT" w:bidi="ml-IN"/>
+              </w:rPr>
+              <w:t>–</w:t>
+            </w:r>
+            <w:r>
+              <w:rPr>
+                <w:rFonts w:ascii="BRH Devanagari Extra" w:hAnsi="BRH Devanagari Extra" w:cs="BRH Devanagari Extra"/>
+                <w:color w:val="EE0000"/>
+                <w:sz w:val="40"/>
+                <w:szCs w:val="40"/>
+                <w:lang w:val="it-IT" w:bidi="ml-IN"/>
+              </w:rPr>
+              <w:t>ÍcÉ</w:t>
+            </w:r>
+            <w:r>
+              <w:rPr>
+                <w:rFonts w:ascii="BRH Devanagari Extra" w:hAnsi="BRH Devanagari Extra" w:cs="BRH Devanagari Extra"/>
+                <w:color w:val="EE0000"/>
+                <w:sz w:val="40"/>
+                <w:szCs w:val="40"/>
+                <w:highlight w:val="green"/>
+                <w:lang w:val="it-IT" w:bidi="ml-IN"/>
+              </w:rPr>
+              <w:t>iÉ</w:t>
+            </w:r>
+            <w:r>
+              <w:rPr>
+                <w:rFonts w:ascii="BRH Malayalam Extra" w:hAnsi="BRH Malayalam Extra" w:cs="BRH Devanagari Extra"/>
+                <w:b/>
+                <w:color w:val="EE0000"/>
+                <w:sz w:val="32"/>
+                <w:szCs w:val="40"/>
+                <w:lang w:val="it-IT" w:bidi="ml-IN"/>
+              </w:rPr>
+              <w:t>–</w:t>
+            </w:r>
+            <w:r>
+              <w:rPr>
+                <w:rFonts w:ascii="BRH Devanagari Extra" w:hAnsi="BRH Devanagari Extra" w:cs="BRH Devanagari Extra"/>
+                <w:color w:val="EE0000"/>
+                <w:sz w:val="40"/>
+                <w:szCs w:val="40"/>
+                <w:lang w:val="it-IT" w:bidi="ml-IN"/>
+              </w:rPr>
+              <w:t xml:space="preserve">ÍqÉÌiÉþ </w:t>
             </w:r>
           </w:p>
           <w:p>
@@ -3414,60 +3730,352 @@
                 <w:color w:val="EE0000"/>
                 <w:sz w:val="40"/>
                 <w:szCs w:val="40"/>
-                <w:lang w:bidi="ml-IN"/>
-              </w:rPr>
-            </w:pPr>
-            <w:r>
-              <w:rPr>
-                <w:rFonts w:ascii="BRH Devanagari Extra" w:hAnsi="BRH Devanagari Extra" w:cs="BRH Devanagari Extra"/>
-                <w:color w:val="EE0000"/>
-                <w:sz w:val="40"/>
-                <w:szCs w:val="40"/>
-                <w:lang w:bidi="ml-IN"/>
-              </w:rPr>
-              <w:t>Mü</w:t>
-            </w:r>
-            <w:r>
-              <w:rPr>
-                <w:rFonts w:ascii="BRH Malayalam Extra" w:hAnsi="BRH Malayalam Extra" w:cs="BRH Devanagari Extra"/>
-                <w:b/>
-                <w:color w:val="EE0000"/>
-                <w:sz w:val="32"/>
-                <w:szCs w:val="40"/>
-                <w:lang w:bidi="ml-IN"/>
-              </w:rPr>
-              <w:t>–</w:t>
-            </w:r>
-            <w:r>
-              <w:rPr>
-                <w:rFonts w:ascii="BRH Devanagari Extra" w:hAnsi="BRH Devanagari Extra" w:cs="BRH Devanagari Extra"/>
-                <w:color w:val="EE0000"/>
-                <w:sz w:val="40"/>
-                <w:szCs w:val="40"/>
-                <w:lang w:bidi="ml-IN"/>
-              </w:rPr>
-              <w:t>XçMü</w:t>
-            </w:r>
-            <w:r>
-              <w:rPr>
-                <w:rFonts w:ascii="BRH Malayalam Extra" w:hAnsi="BRH Malayalam Extra" w:cs="BRH Devanagari Extra"/>
-                <w:b/>
-                <w:color w:val="EE0000"/>
-                <w:sz w:val="32"/>
-                <w:szCs w:val="40"/>
-                <w:lang w:bidi="ml-IN"/>
-              </w:rPr>
-              <w:t>–</w:t>
-            </w:r>
-            <w:r>
-              <w:rPr>
-                <w:rFonts w:ascii="BRH Devanagari Extra" w:hAnsi="BRH Devanagari Extra" w:cs="BRH Devanagari Extra"/>
-                <w:color w:val="EE0000"/>
-                <w:sz w:val="40"/>
-                <w:szCs w:val="40"/>
-                <w:lang w:bidi="ml-IN"/>
-              </w:rPr>
-              <w:t>ÍcÉ</w:t>
+                <w:lang w:val="it-IT" w:bidi="ml-IN"/>
+              </w:rPr>
+            </w:pPr>
+            <w:r>
+              <w:rPr>
+                <w:rFonts w:ascii="BRH Devanagari Extra" w:hAnsi="BRH Devanagari Extra" w:cs="BRH Devanagari Extra"/>
+                <w:color w:val="EE0000"/>
+                <w:sz w:val="40"/>
+                <w:szCs w:val="40"/>
+                <w:lang w:val="it-IT" w:bidi="ml-IN"/>
+              </w:rPr>
+              <w:t>MüXçMü - ÍcÉiÉÿqÉç |</w:t>
+            </w:r>
+          </w:p>
+        </w:tc>
+      </w:tr>
+      <w:tr>
+        <w:trPr>
+          <w:trHeight w:val="994"/>
+        </w:trPr>
+        <w:tc>
+          <w:tcPr>
+            <w:tcW w:w="3907" w:type="dxa"/>
+          </w:tcPr>
+          <w:p>
+            <w:pPr>
+              <w:widowControl w:val="0"/>
+              <w:tabs>
+                <w:tab w:val="left" w:pos="993"/>
+              </w:tabs>
+              <w:autoSpaceDE w:val="0"/>
+              <w:autoSpaceDN w:val="0"/>
+              <w:adjustRightInd w:val="0"/>
+              <w:spacing w:before="0" w:line="240" w:lineRule="auto"/>
+              <w:ind w:right="297"/>
+              <w:rPr>
+                <w:rFonts w:cs="Arial"/>
+                <w:b/>
+                <w:color w:val="EE0000"/>
+                <w:sz w:val="28"/>
+                <w:szCs w:val="32"/>
+              </w:rPr>
+            </w:pPr>
+            <w:r>
+              <w:rPr>
+                <w:rFonts w:cs="Arial"/>
+                <w:b/>
+                <w:color w:val="EE0000"/>
+                <w:sz w:val="28"/>
+                <w:szCs w:val="32"/>
+              </w:rPr>
+              <w:t>T.S.5.4.11.</w:t>
+            </w:r>
+            <w:r>
+              <w:rPr>
+                <w:rFonts w:cs="Arial"/>
+                <w:b/>
+                <w:color w:val="EE0000"/>
+                <w:sz w:val="28"/>
+                <w:szCs w:val="32"/>
+              </w:rPr>
+              <w:t>2</w:t>
+            </w:r>
+            <w:r>
+              <w:rPr>
+                <w:rFonts w:cs="Arial"/>
+                <w:b/>
+                <w:color w:val="EE0000"/>
+                <w:sz w:val="28"/>
+                <w:szCs w:val="32"/>
+              </w:rPr>
+              <w:t>– Kramam</w:t>
+            </w:r>
+          </w:p>
+          <w:p>
+            <w:pPr>
+              <w:widowControl w:val="0"/>
+              <w:tabs>
+                <w:tab w:val="left" w:pos="993"/>
+              </w:tabs>
+              <w:autoSpaceDE w:val="0"/>
+              <w:autoSpaceDN w:val="0"/>
+              <w:adjustRightInd w:val="0"/>
+              <w:spacing w:before="0" w:line="240" w:lineRule="auto"/>
+              <w:ind w:right="297"/>
+              <w:rPr>
+                <w:rFonts w:cs="Arial"/>
+                <w:b/>
+                <w:color w:val="EE0000"/>
+                <w:szCs w:val="28"/>
+                <w:lang w:val="en-IN"/>
+              </w:rPr>
+            </w:pPr>
+            <w:r>
+              <w:rPr>
+                <w:rFonts w:cs="Arial"/>
+                <w:b/>
+                <w:color w:val="EE0000"/>
+                <w:sz w:val="28"/>
+                <w:szCs w:val="32"/>
+                <w:lang w:val="en-IN"/>
+              </w:rPr>
+              <w:t xml:space="preserve">Krama Vaakyam No.– </w:t>
+            </w:r>
+            <w:r>
+              <w:rPr>
+                <w:rFonts w:cs="Arial"/>
+                <w:b/>
+                <w:color w:val="EE0000"/>
+                <w:sz w:val="28"/>
+                <w:szCs w:val="32"/>
+                <w:lang w:val="en-IN"/>
+              </w:rPr>
+              <w:t>1</w:t>
+            </w:r>
+            <w:r>
+              <w:rPr>
+                <w:rFonts w:cs="Arial"/>
+                <w:b/>
+                <w:color w:val="EE0000"/>
+                <w:sz w:val="28"/>
+                <w:szCs w:val="32"/>
+                <w:lang w:val="en-IN"/>
+              </w:rPr>
+              <w:t>0</w:t>
+            </w:r>
+          </w:p>
+          <w:p>
+            <w:pPr>
+              <w:widowControl w:val="0"/>
+              <w:tabs>
+                <w:tab w:val="left" w:pos="993"/>
+              </w:tabs>
+              <w:autoSpaceDE w:val="0"/>
+              <w:autoSpaceDN w:val="0"/>
+              <w:adjustRightInd w:val="0"/>
+              <w:spacing w:before="0" w:line="240" w:lineRule="auto"/>
+              <w:ind w:right="297"/>
+              <w:rPr>
+                <w:rFonts w:cs="Arial"/>
+                <w:b/>
+                <w:color w:val="EE0000"/>
+                <w:sz w:val="28"/>
+                <w:szCs w:val="32"/>
+                <w:lang w:val="it-IT"/>
+              </w:rPr>
+            </w:pPr>
+            <w:r>
+              <w:rPr>
+                <w:rFonts w:cs="Arial"/>
+                <w:b/>
+                <w:color w:val="EE0000"/>
+                <w:sz w:val="28"/>
+                <w:szCs w:val="32"/>
+                <w:lang w:val="it-IT"/>
+              </w:rPr>
+              <w:t>Panchaati No</w:t>
+            </w:r>
+            <w:r>
+              <w:rPr>
+                <w:rFonts w:cs="Arial"/>
+                <w:b/>
+                <w:color w:val="EE0000"/>
+                <w:szCs w:val="32"/>
+                <w:lang w:val="it-IT"/>
+              </w:rPr>
+              <w:t xml:space="preserve">. - </w:t>
+            </w:r>
+            <w:r>
+              <w:rPr>
+                <w:rFonts w:cs="Arial"/>
+                <w:b/>
+                <w:color w:val="EE0000"/>
+                <w:sz w:val="28"/>
+                <w:szCs w:val="32"/>
+                <w:lang w:val="it-IT"/>
+              </w:rPr>
+              <w:t>5</w:t>
+            </w:r>
+            <w:r>
+              <w:rPr>
+                <w:rFonts w:cs="Arial"/>
+                <w:b/>
+                <w:color w:val="EE0000"/>
+                <w:sz w:val="28"/>
+                <w:szCs w:val="32"/>
+                <w:lang w:val="it-IT"/>
+              </w:rPr>
+              <w:t>3</w:t>
+            </w:r>
+          </w:p>
+        </w:tc>
+        <w:tc>
+          <w:tcPr>
+            <w:tcW w:w="5105" w:type="dxa"/>
+          </w:tcPr>
+          <w:p>
+            <w:pPr>
+              <w:widowControl w:val="0"/>
+              <w:autoSpaceDE w:val="0"/>
+              <w:autoSpaceDN w:val="0"/>
+              <w:adjustRightInd w:val="0"/>
+              <w:spacing w:before="0" w:line="240" w:lineRule="auto"/>
+              <w:rPr>
+                <w:rFonts w:ascii="BRH Devanagari Extra" w:hAnsi="BRH Devanagari Extra" w:cs="BRH Devanagari Extra"/>
+                <w:color w:val="EE0000"/>
+                <w:sz w:val="40"/>
+                <w:szCs w:val="40"/>
+                <w:lang w:val="it-IT" w:bidi="ml-IN"/>
+              </w:rPr>
+            </w:pPr>
+            <w:r>
+              <w:rPr>
+                <w:rFonts w:ascii="BRH Devanagari Extra" w:hAnsi="BRH Devanagari Extra" w:cs="BRH Devanagari Extra"/>
+                <w:color w:val="EE0000"/>
+                <w:sz w:val="40"/>
+                <w:szCs w:val="40"/>
+                <w:lang w:val="it-IT" w:bidi="ml-IN"/>
+              </w:rPr>
+              <w:t>mÉë eÉÉ</w:t>
+            </w:r>
+            <w:r>
+              <w:rPr>
+                <w:rFonts w:ascii="BRH Malayalam Extra" w:hAnsi="BRH Malayalam Extra" w:cs="BRH Devanagari Extra"/>
+                <w:b/>
+                <w:color w:val="EE0000"/>
+                <w:sz w:val="32"/>
+                <w:szCs w:val="40"/>
+                <w:lang w:val="it-IT" w:bidi="ml-IN"/>
+              </w:rPr>
+              <w:t>–</w:t>
+            </w:r>
+            <w:r>
+              <w:rPr>
+                <w:rFonts w:ascii="BRH Devanagari Extra" w:hAnsi="BRH Devanagari Extra" w:cs="BRH Devanagari Extra"/>
+                <w:color w:val="EE0000"/>
+                <w:sz w:val="40"/>
+                <w:szCs w:val="40"/>
+                <w:lang w:val="it-IT" w:bidi="ml-IN"/>
+              </w:rPr>
+              <w:t>iÉÉlÉç | eÉÉ</w:t>
+            </w:r>
+            <w:r>
+              <w:rPr>
+                <w:rFonts w:ascii="BRH Malayalam Extra" w:hAnsi="BRH Malayalam Extra" w:cs="BRH Devanagari Extra"/>
+                <w:b/>
+                <w:color w:val="EE0000"/>
+                <w:sz w:val="32"/>
+                <w:szCs w:val="40"/>
+                <w:lang w:val="it-IT" w:bidi="ml-IN"/>
+              </w:rPr>
+              <w:t>–</w:t>
+            </w:r>
+            <w:r>
+              <w:rPr>
+                <w:rFonts w:ascii="BRH Devanagari Extra" w:hAnsi="BRH Devanagari Extra" w:cs="BRH Devanagari Extra"/>
+                <w:color w:val="EE0000"/>
+                <w:sz w:val="40"/>
+                <w:szCs w:val="40"/>
+                <w:highlight w:val="yellow"/>
+                <w:lang w:val="it-IT" w:bidi="ml-IN"/>
+              </w:rPr>
+              <w:t>iÉ</w:t>
+            </w:r>
+            <w:r>
+              <w:rPr>
+                <w:rFonts w:ascii="BRH Devanagari Extra" w:hAnsi="BRH Devanagari Extra" w:cs="BRH Devanagari Extra"/>
+                <w:color w:val="EE0000"/>
+                <w:sz w:val="40"/>
+                <w:szCs w:val="40"/>
+                <w:lang w:val="it-IT" w:bidi="ml-IN"/>
+              </w:rPr>
+              <w:t>lÉç pÉëÉiÉ×þurÉÉlÉç |</w:t>
+            </w:r>
+          </w:p>
+        </w:tc>
+        <w:tc>
+          <w:tcPr>
+            <w:tcW w:w="5388" w:type="dxa"/>
+          </w:tcPr>
+          <w:p>
+            <w:pPr>
+              <w:widowControl w:val="0"/>
+              <w:autoSpaceDE w:val="0"/>
+              <w:autoSpaceDN w:val="0"/>
+              <w:adjustRightInd w:val="0"/>
+              <w:spacing w:before="0" w:line="240" w:lineRule="auto"/>
+              <w:rPr>
+                <w:rFonts w:ascii="BRH Devanagari Extra" w:hAnsi="BRH Devanagari Extra" w:cs="BRH Devanagari Extra"/>
+                <w:color w:val="EE0000"/>
+                <w:sz w:val="40"/>
+                <w:szCs w:val="40"/>
+                <w:lang w:val="it-IT" w:bidi="ml-IN"/>
+              </w:rPr>
+            </w:pPr>
+            <w:r>
+              <w:rPr>
+                <w:rFonts w:ascii="BRH Devanagari Extra" w:hAnsi="BRH Devanagari Extra" w:cs="BRH Devanagari Extra"/>
+                <w:color w:val="EE0000"/>
+                <w:sz w:val="40"/>
+                <w:szCs w:val="40"/>
+                <w:lang w:val="it-IT" w:bidi="ml-IN"/>
+              </w:rPr>
+              <w:t>mÉë eÉÉ</w:t>
+            </w:r>
+            <w:r>
+              <w:rPr>
+                <w:rFonts w:ascii="BRH Malayalam Extra" w:hAnsi="BRH Malayalam Extra" w:cs="BRH Devanagari Extra"/>
+                <w:b/>
+                <w:color w:val="EE0000"/>
+                <w:sz w:val="32"/>
+                <w:szCs w:val="40"/>
+                <w:lang w:val="it-IT" w:bidi="ml-IN"/>
+              </w:rPr>
+              <w:t>–</w:t>
+            </w:r>
+            <w:r>
+              <w:rPr>
+                <w:rFonts w:ascii="BRH Devanagari Extra" w:hAnsi="BRH Devanagari Extra" w:cs="BRH Devanagari Extra"/>
+                <w:color w:val="EE0000"/>
+                <w:sz w:val="40"/>
+                <w:szCs w:val="40"/>
+                <w:lang w:val="it-IT" w:bidi="ml-IN"/>
+              </w:rPr>
+              <w:t>iÉÉlÉç | eÉÉ</w:t>
+            </w:r>
+            <w:r>
+              <w:rPr>
+                <w:rFonts w:ascii="BRH Malayalam Extra" w:hAnsi="BRH Malayalam Extra" w:cs="BRH Devanagari Extra"/>
+                <w:b/>
+                <w:color w:val="EE0000"/>
+                <w:sz w:val="32"/>
+                <w:szCs w:val="40"/>
+                <w:lang w:val="it-IT" w:bidi="ml-IN"/>
+              </w:rPr>
+              <w:t>–</w:t>
+            </w:r>
+            <w:r>
+              <w:rPr>
+                <w:rFonts w:ascii="BRH Devanagari Extra" w:hAnsi="BRH Devanagari Extra" w:cs="BRH Devanagari Extra"/>
+                <w:color w:val="EE0000"/>
+                <w:sz w:val="40"/>
+                <w:szCs w:val="40"/>
+                <w:lang w:val="it-IT" w:bidi="ml-IN"/>
+              </w:rPr>
+              <w:t>i</w:t>
             </w:r>
             <w:r>
               <w:rPr>
@@ -3476,30 +4084,576 @@
                 <w:sz w:val="40"/>
                 <w:szCs w:val="40"/>
                 <w:highlight w:val="green"/>
-                <w:lang w:bidi="ml-IN"/>
-              </w:rPr>
-              <w:t>iÉ</w:t>
-            </w:r>
-            <w:r>
-              <w:rPr>
-                <w:rFonts w:ascii="BRH Malayalam Extra" w:hAnsi="BRH Malayalam Extra" w:cs="BRH Devanagari Extra"/>
-                <w:b/>
-                <w:color w:val="EE0000"/>
-                <w:sz w:val="32"/>
-                <w:szCs w:val="40"/>
-                <w:lang w:bidi="ml-IN"/>
-              </w:rPr>
-              <w:t>–</w:t>
-            </w:r>
-            <w:r>
-              <w:rPr>
-                <w:rFonts w:ascii="BRH Devanagari Extra" w:hAnsi="BRH Devanagari Extra" w:cs="BRH Devanagari Extra"/>
-                <w:color w:val="EE0000"/>
-                <w:sz w:val="40"/>
-                <w:szCs w:val="40"/>
-                <w:lang w:bidi="ml-IN"/>
-              </w:rPr>
-              <w:t>ÍqÉÌiÉþ MüXçMü - ÍcÉiÉÿqÉç |</w:t>
+                <w:lang w:val="it-IT" w:bidi="ml-IN"/>
+              </w:rPr>
+              <w:t>ÉÉ</w:t>
+            </w:r>
+            <w:r>
+              <w:rPr>
+                <w:rFonts w:ascii="BRH Devanagari Extra" w:hAnsi="BRH Devanagari Extra" w:cs="BRH Devanagari Extra"/>
+                <w:color w:val="EE0000"/>
+                <w:sz w:val="40"/>
+                <w:szCs w:val="40"/>
+                <w:lang w:val="it-IT" w:bidi="ml-IN"/>
+              </w:rPr>
+              <w:t>lÉç pÉëÉiÉ×þurÉÉlÉç |</w:t>
+            </w:r>
+          </w:p>
+        </w:tc>
+      </w:tr>
+      <w:tr>
+        <w:trPr>
+          <w:trHeight w:val="1122"/>
+        </w:trPr>
+        <w:tc>
+          <w:tcPr>
+            <w:tcW w:w="3907" w:type="dxa"/>
+          </w:tcPr>
+          <w:p>
+            <w:pPr>
+              <w:widowControl w:val="0"/>
+              <w:tabs>
+                <w:tab w:val="left" w:pos="993"/>
+              </w:tabs>
+              <w:autoSpaceDE w:val="0"/>
+              <w:autoSpaceDN w:val="0"/>
+              <w:adjustRightInd w:val="0"/>
+              <w:spacing w:before="0" w:line="240" w:lineRule="auto"/>
+              <w:ind w:right="297"/>
+              <w:rPr>
+                <w:rFonts w:cs="Arial"/>
+                <w:b/>
+                <w:color w:val="EE0000"/>
+                <w:sz w:val="28"/>
+                <w:szCs w:val="32"/>
+              </w:rPr>
+            </w:pPr>
+            <w:r>
+              <w:rPr>
+                <w:rFonts w:cs="Arial"/>
+                <w:b/>
+                <w:color w:val="EE0000"/>
+                <w:sz w:val="28"/>
+                <w:szCs w:val="32"/>
+              </w:rPr>
+              <w:t>T.S.5.4.11.</w:t>
+            </w:r>
+            <w:r>
+              <w:rPr>
+                <w:rFonts w:cs="Arial"/>
+                <w:b/>
+                <w:color w:val="EE0000"/>
+                <w:sz w:val="28"/>
+                <w:szCs w:val="32"/>
+              </w:rPr>
+              <w:t>3</w:t>
+            </w:r>
+            <w:r>
+              <w:rPr>
+                <w:rFonts w:cs="Arial"/>
+                <w:b/>
+                <w:color w:val="EE0000"/>
+                <w:sz w:val="28"/>
+                <w:szCs w:val="32"/>
+              </w:rPr>
+              <w:t>– Kramam</w:t>
+            </w:r>
+          </w:p>
+          <w:p>
+            <w:pPr>
+              <w:widowControl w:val="0"/>
+              <w:tabs>
+                <w:tab w:val="left" w:pos="993"/>
+              </w:tabs>
+              <w:autoSpaceDE w:val="0"/>
+              <w:autoSpaceDN w:val="0"/>
+              <w:adjustRightInd w:val="0"/>
+              <w:spacing w:before="0" w:line="240" w:lineRule="auto"/>
+              <w:ind w:right="297"/>
+              <w:rPr>
+                <w:rFonts w:cs="Arial"/>
+                <w:b/>
+                <w:color w:val="EE0000"/>
+                <w:szCs w:val="28"/>
+                <w:lang w:val="it-IT"/>
+              </w:rPr>
+            </w:pPr>
+            <w:r>
+              <w:rPr>
+                <w:rFonts w:cs="Arial"/>
+                <w:b/>
+                <w:color w:val="EE0000"/>
+                <w:sz w:val="28"/>
+                <w:szCs w:val="32"/>
+                <w:lang w:val="it-IT"/>
+              </w:rPr>
+              <w:t xml:space="preserve">Krama Vaakyam No.– </w:t>
+            </w:r>
+            <w:r>
+              <w:rPr>
+                <w:rFonts w:cs="Arial"/>
+                <w:b/>
+                <w:color w:val="EE0000"/>
+                <w:sz w:val="28"/>
+                <w:szCs w:val="32"/>
+                <w:lang w:val="it-IT"/>
+              </w:rPr>
+              <w:t>25</w:t>
+            </w:r>
+          </w:p>
+          <w:p>
+            <w:pPr>
+              <w:widowControl w:val="0"/>
+              <w:tabs>
+                <w:tab w:val="left" w:pos="993"/>
+              </w:tabs>
+              <w:autoSpaceDE w:val="0"/>
+              <w:autoSpaceDN w:val="0"/>
+              <w:adjustRightInd w:val="0"/>
+              <w:spacing w:before="0" w:line="240" w:lineRule="auto"/>
+              <w:ind w:right="297"/>
+              <w:rPr>
+                <w:rFonts w:cs="Arial"/>
+                <w:b/>
+                <w:color w:val="EE0000"/>
+                <w:sz w:val="28"/>
+                <w:szCs w:val="32"/>
+                <w:lang w:val="it-IT"/>
+              </w:rPr>
+            </w:pPr>
+            <w:r>
+              <w:rPr>
+                <w:rFonts w:cs="Arial"/>
+                <w:b/>
+                <w:color w:val="EE0000"/>
+                <w:sz w:val="28"/>
+                <w:szCs w:val="32"/>
+                <w:lang w:val="it-IT"/>
+              </w:rPr>
+              <w:t>Panchaati No</w:t>
+            </w:r>
+            <w:r>
+              <w:rPr>
+                <w:rFonts w:cs="Arial"/>
+                <w:b/>
+                <w:color w:val="EE0000"/>
+                <w:szCs w:val="32"/>
+                <w:lang w:val="it-IT"/>
+              </w:rPr>
+              <w:t xml:space="preserve">. - </w:t>
+            </w:r>
+            <w:r>
+              <w:rPr>
+                <w:rFonts w:cs="Arial"/>
+                <w:b/>
+                <w:color w:val="EE0000"/>
+                <w:sz w:val="28"/>
+                <w:szCs w:val="32"/>
+                <w:lang w:val="it-IT"/>
+              </w:rPr>
+              <w:t>5</w:t>
+            </w:r>
+            <w:r>
+              <w:rPr>
+                <w:rFonts w:cs="Arial"/>
+                <w:b/>
+                <w:color w:val="EE0000"/>
+                <w:sz w:val="28"/>
+                <w:szCs w:val="32"/>
+                <w:lang w:val="it-IT"/>
+              </w:rPr>
+              <w:t>4</w:t>
+            </w:r>
+          </w:p>
+        </w:tc>
+        <w:tc>
+          <w:tcPr>
+            <w:tcW w:w="5105" w:type="dxa"/>
+          </w:tcPr>
+          <w:p>
+            <w:pPr>
+              <w:widowControl w:val="0"/>
+              <w:autoSpaceDE w:val="0"/>
+              <w:autoSpaceDN w:val="0"/>
+              <w:adjustRightInd w:val="0"/>
+              <w:spacing w:before="0" w:line="240" w:lineRule="auto"/>
+              <w:rPr>
+                <w:rFonts w:ascii="BRH Devanagari Extra" w:hAnsi="BRH Devanagari Extra" w:cs="BRH Devanagari Extra"/>
+                <w:color w:val="EE0000"/>
+                <w:sz w:val="40"/>
+                <w:szCs w:val="40"/>
+                <w:lang w:bidi="ml-IN"/>
+              </w:rPr>
+            </w:pPr>
+            <w:r>
+              <w:rPr>
+                <w:rFonts w:ascii="BRH Devanagari Extra" w:hAnsi="BRH Devanagari Extra" w:cs="BRH Devanagari Extra"/>
+                <w:color w:val="EE0000"/>
+                <w:sz w:val="40"/>
+                <w:szCs w:val="40"/>
+                <w:lang w:bidi="ml-IN"/>
+              </w:rPr>
+              <w:t>A</w:t>
+            </w:r>
+            <w:r>
+              <w:rPr>
+                <w:rFonts w:ascii="BRH Malayalam Extra" w:hAnsi="BRH Malayalam Extra" w:cs="BRH Devanagari Extra"/>
+                <w:b/>
+                <w:color w:val="EE0000"/>
+                <w:sz w:val="32"/>
+                <w:szCs w:val="40"/>
+                <w:lang w:bidi="ml-IN"/>
+              </w:rPr>
+              <w:t>–</w:t>
+            </w:r>
+            <w:r>
+              <w:rPr>
+                <w:rFonts w:ascii="BRH Devanagari Extra" w:hAnsi="BRH Devanagari Extra" w:cs="BRH Devanagari Extra"/>
+                <w:color w:val="EE0000"/>
+                <w:sz w:val="40"/>
+                <w:szCs w:val="40"/>
+                <w:lang w:bidi="ml-IN"/>
+              </w:rPr>
+              <w:t>xmÉ</w:t>
+            </w:r>
+            <w:r>
+              <w:rPr>
+                <w:rFonts w:ascii="BRH Malayalam Extra" w:hAnsi="BRH Malayalam Extra" w:cs="BRH Devanagari Extra"/>
+                <w:b/>
+                <w:color w:val="EE0000"/>
+                <w:sz w:val="32"/>
+                <w:szCs w:val="40"/>
+                <w:lang w:bidi="ml-IN"/>
+              </w:rPr>
+              <w:t>–</w:t>
+            </w:r>
+            <w:r>
+              <w:rPr>
+                <w:rFonts w:ascii="BRH Devanagari Extra" w:hAnsi="BRH Devanagari Extra" w:cs="BRH Devanagari Extra"/>
+                <w:color w:val="EE0000"/>
+                <w:sz w:val="40"/>
+                <w:szCs w:val="40"/>
+                <w:lang w:bidi="ml-IN"/>
+              </w:rPr>
+              <w:t>®åï</w:t>
+            </w:r>
+            <w:r>
+              <w:rPr>
+                <w:rFonts w:ascii="BRH Malayalam Extra" w:hAnsi="BRH Malayalam Extra" w:cs="BRH Devanagari Extra"/>
+                <w:b/>
+                <w:color w:val="EE0000"/>
+                <w:sz w:val="32"/>
+                <w:szCs w:val="40"/>
+                <w:lang w:bidi="ml-IN"/>
+              </w:rPr>
+              <w:t>–</w:t>
+            </w:r>
+            <w:r>
+              <w:rPr>
+                <w:rFonts w:ascii="BRH Devanagari Extra" w:hAnsi="BRH Devanagari Extra" w:cs="BRH Devanagari Extra"/>
+                <w:color w:val="EE0000"/>
+                <w:sz w:val="40"/>
+                <w:szCs w:val="40"/>
+                <w:lang w:bidi="ml-IN"/>
+              </w:rPr>
+              <w:t>iÉÉ</w:t>
+            </w:r>
+            <w:r>
+              <w:rPr>
+                <w:rFonts w:ascii="BRH Malayalam Extra" w:hAnsi="BRH Malayalam Extra" w:cs="BRH Devanagari Extra"/>
+                <w:b/>
+                <w:color w:val="EE0000"/>
+                <w:sz w:val="32"/>
+                <w:szCs w:val="40"/>
+                <w:lang w:bidi="ml-IN"/>
+              </w:rPr>
+              <w:t>–</w:t>
+            </w:r>
+            <w:r>
+              <w:rPr>
+                <w:rFonts w:ascii="BRH Devanagari Extra" w:hAnsi="BRH Devanagari Extra" w:cs="BRH Devanagari Extra"/>
+                <w:color w:val="EE0000"/>
+                <w:sz w:val="36"/>
+                <w:szCs w:val="40"/>
+                <w:lang w:bidi="ml-IN"/>
+              </w:rPr>
+              <w:t>óè</w:t>
+            </w:r>
+            <w:r>
+              <w:rPr>
+                <w:rFonts w:ascii="BRH Malayalam Extra" w:hAnsi="BRH Malayalam Extra" w:cs="BRH Devanagari Extra"/>
+                <w:b/>
+                <w:color w:val="EE0000"/>
+                <w:sz w:val="32"/>
+                <w:szCs w:val="40"/>
+                <w:lang w:bidi="ml-IN"/>
+              </w:rPr>
+              <w:t>–</w:t>
+            </w:r>
+            <w:r>
+              <w:rPr>
+                <w:rFonts w:ascii="BRH Devanagari Extra" w:hAnsi="BRH Devanagari Extra" w:cs="BRH Devanagari Extra"/>
+                <w:color w:val="EE0000"/>
+                <w:sz w:val="40"/>
+                <w:szCs w:val="40"/>
+                <w:lang w:bidi="ml-IN"/>
+              </w:rPr>
+              <w:t xml:space="preserve"> </w:t>
+            </w:r>
+            <w:r>
+              <w:rPr>
+                <w:rFonts w:ascii="BRH Devanagari Extra" w:hAnsi="BRH Devanagari Extra" w:cs="BRH Devanagari Extra"/>
+                <w:color w:val="EE0000"/>
+                <w:sz w:val="40"/>
+                <w:szCs w:val="40"/>
+                <w:highlight w:val="yellow"/>
+                <w:lang w:bidi="ml-IN"/>
+              </w:rPr>
+              <w:t>xÉ</w:t>
+            </w:r>
+            <w:r>
+              <w:rPr>
+                <w:rFonts w:ascii="BRH Devanagari Extra" w:hAnsi="BRH Devanagari Extra" w:cs="BRH Devanagari Extra"/>
+                <w:color w:val="EE0000"/>
+                <w:sz w:val="40"/>
+                <w:szCs w:val="40"/>
+                <w:lang w:bidi="ml-IN"/>
+              </w:rPr>
+              <w:t xml:space="preserve"> | xÉ L</w:t>
+            </w:r>
+            <w:r>
+              <w:rPr>
+                <w:rFonts w:ascii="BRH Malayalam Extra" w:hAnsi="BRH Malayalam Extra" w:cs="BRH Devanagari Extra"/>
+                <w:b/>
+                <w:color w:val="EE0000"/>
+                <w:sz w:val="32"/>
+                <w:szCs w:val="40"/>
+                <w:lang w:bidi="ml-IN"/>
+              </w:rPr>
+              <w:t>–</w:t>
+            </w:r>
+            <w:r>
+              <w:rPr>
+                <w:rFonts w:ascii="BRH Devanagari Extra" w:hAnsi="BRH Devanagari Extra" w:cs="BRH Devanagari Extra"/>
+                <w:color w:val="EE0000"/>
+                <w:sz w:val="40"/>
+                <w:szCs w:val="40"/>
+                <w:lang w:bidi="ml-IN"/>
+              </w:rPr>
+              <w:t>iÉÉÈ |</w:t>
+            </w:r>
+          </w:p>
+        </w:tc>
+        <w:tc>
+          <w:tcPr>
+            <w:tcW w:w="5388" w:type="dxa"/>
+          </w:tcPr>
+          <w:p>
+            <w:pPr>
+              <w:widowControl w:val="0"/>
+              <w:autoSpaceDE w:val="0"/>
+              <w:autoSpaceDN w:val="0"/>
+              <w:adjustRightInd w:val="0"/>
+              <w:spacing w:before="0" w:line="240" w:lineRule="auto"/>
+              <w:rPr>
+                <w:rFonts w:ascii="BRH Devanagari Extra" w:hAnsi="BRH Devanagari Extra" w:cs="BRH Devanagari Extra"/>
+                <w:color w:val="EE0000"/>
+                <w:sz w:val="40"/>
+                <w:szCs w:val="40"/>
+                <w:lang w:bidi="ml-IN"/>
+              </w:rPr>
+            </w:pPr>
+            <w:r>
+              <w:rPr>
+                <w:rFonts w:ascii="BRH Devanagari Extra" w:hAnsi="BRH Devanagari Extra" w:cs="BRH Devanagari Extra"/>
+                <w:color w:val="EE0000"/>
+                <w:sz w:val="40"/>
+                <w:szCs w:val="40"/>
+                <w:lang w:bidi="ml-IN"/>
+              </w:rPr>
+              <w:t>A</w:t>
+            </w:r>
+            <w:r>
+              <w:rPr>
+                <w:rFonts w:ascii="BRH Malayalam Extra" w:hAnsi="BRH Malayalam Extra" w:cs="BRH Devanagari Extra"/>
+                <w:b/>
+                <w:color w:val="EE0000"/>
+                <w:sz w:val="32"/>
+                <w:szCs w:val="40"/>
+                <w:lang w:bidi="ml-IN"/>
+              </w:rPr>
+              <w:t>–</w:t>
+            </w:r>
+            <w:r>
+              <w:rPr>
+                <w:rFonts w:ascii="BRH Devanagari Extra" w:hAnsi="BRH Devanagari Extra" w:cs="BRH Devanagari Extra"/>
+                <w:color w:val="EE0000"/>
+                <w:sz w:val="40"/>
+                <w:szCs w:val="40"/>
+                <w:lang w:bidi="ml-IN"/>
+              </w:rPr>
+              <w:t>xmÉ</w:t>
+            </w:r>
+            <w:r>
+              <w:rPr>
+                <w:rFonts w:ascii="BRH Malayalam Extra" w:hAnsi="BRH Malayalam Extra" w:cs="BRH Devanagari Extra"/>
+                <w:b/>
+                <w:color w:val="EE0000"/>
+                <w:sz w:val="32"/>
+                <w:szCs w:val="40"/>
+                <w:lang w:bidi="ml-IN"/>
+              </w:rPr>
+              <w:t>–</w:t>
+            </w:r>
+            <w:r>
+              <w:rPr>
+                <w:rFonts w:ascii="BRH Devanagari Extra" w:hAnsi="BRH Devanagari Extra" w:cs="BRH Devanagari Extra"/>
+                <w:color w:val="EE0000"/>
+                <w:sz w:val="40"/>
+                <w:szCs w:val="40"/>
+                <w:lang w:bidi="ml-IN"/>
+              </w:rPr>
+              <w:t>®åï</w:t>
+            </w:r>
+            <w:r>
+              <w:rPr>
+                <w:rFonts w:ascii="BRH Malayalam Extra" w:hAnsi="BRH Malayalam Extra" w:cs="BRH Devanagari Extra"/>
+                <w:b/>
+                <w:color w:val="EE0000"/>
+                <w:sz w:val="32"/>
+                <w:szCs w:val="40"/>
+                <w:lang w:bidi="ml-IN"/>
+              </w:rPr>
+              <w:t>–</w:t>
+            </w:r>
+            <w:r>
+              <w:rPr>
+                <w:rFonts w:ascii="BRH Devanagari Extra" w:hAnsi="BRH Devanagari Extra" w:cs="BRH Devanagari Extra"/>
+                <w:color w:val="EE0000"/>
+                <w:sz w:val="40"/>
+                <w:szCs w:val="40"/>
+                <w:lang w:bidi="ml-IN"/>
+              </w:rPr>
+              <w:t>iÉÉ</w:t>
+            </w:r>
+            <w:r>
+              <w:rPr>
+                <w:rFonts w:ascii="BRH Malayalam Extra" w:hAnsi="BRH Malayalam Extra" w:cs="BRH Devanagari Extra"/>
+                <w:b/>
+                <w:color w:val="EE0000"/>
+                <w:sz w:val="32"/>
+                <w:szCs w:val="40"/>
+                <w:lang w:bidi="ml-IN"/>
+              </w:rPr>
+              <w:t>–</w:t>
+            </w:r>
+            <w:r>
+              <w:rPr>
+                <w:rFonts w:ascii="BRH Devanagari Extra" w:hAnsi="BRH Devanagari Extra" w:cs="BRH Devanagari Extra"/>
+                <w:color w:val="EE0000"/>
+                <w:sz w:val="36"/>
+                <w:szCs w:val="40"/>
+                <w:lang w:bidi="ml-IN"/>
+              </w:rPr>
+              <w:t>óè</w:t>
+            </w:r>
+            <w:r>
+              <w:rPr>
+                <w:rFonts w:ascii="BRH Malayalam Extra" w:hAnsi="BRH Malayalam Extra" w:cs="BRH Devanagari Extra"/>
+                <w:b/>
+                <w:color w:val="EE0000"/>
+                <w:sz w:val="32"/>
+                <w:szCs w:val="40"/>
+                <w:lang w:bidi="ml-IN"/>
+              </w:rPr>
+              <w:t>–</w:t>
+            </w:r>
+            <w:r>
+              <w:rPr>
+                <w:rFonts w:ascii="BRH Devanagari Extra" w:hAnsi="BRH Devanagari Extra" w:cs="BRH Devanagari Extra"/>
+                <w:color w:val="EE0000"/>
+                <w:sz w:val="40"/>
+                <w:szCs w:val="40"/>
+                <w:lang w:bidi="ml-IN"/>
+              </w:rPr>
+              <w:t xml:space="preserve"> xÉ</w:t>
+            </w:r>
+            <w:r>
+              <w:rPr>
+                <w:rFonts w:ascii="BRH Devanagari Extra" w:hAnsi="BRH Devanagari Extra" w:cs="BRH Devanagari Extra"/>
+                <w:color w:val="EE0000"/>
+                <w:sz w:val="40"/>
+                <w:szCs w:val="40"/>
+                <w:highlight w:val="green"/>
+                <w:lang w:bidi="ml-IN"/>
+              </w:rPr>
+              <w:t>È</w:t>
+            </w:r>
+            <w:r>
+              <w:rPr>
+                <w:rFonts w:ascii="BRH Devanagari Extra" w:hAnsi="BRH Devanagari Extra" w:cs="BRH Devanagari Extra"/>
+                <w:color w:val="EE0000"/>
+                <w:sz w:val="40"/>
+                <w:szCs w:val="40"/>
+                <w:lang w:bidi="ml-IN"/>
+              </w:rPr>
+              <w:t xml:space="preserve"> | xÉ L</w:t>
+            </w:r>
+            <w:r>
+              <w:rPr>
+                <w:rFonts w:ascii="BRH Malayalam Extra" w:hAnsi="BRH Malayalam Extra" w:cs="BRH Devanagari Extra"/>
+                <w:b/>
+                <w:color w:val="EE0000"/>
+                <w:sz w:val="32"/>
+                <w:szCs w:val="40"/>
+                <w:lang w:bidi="ml-IN"/>
+              </w:rPr>
+              <w:t>–</w:t>
+            </w:r>
+            <w:r>
+              <w:rPr>
+                <w:rFonts w:ascii="BRH Devanagari Extra" w:hAnsi="BRH Devanagari Extra" w:cs="BRH Devanagari Extra"/>
+                <w:color w:val="EE0000"/>
+                <w:sz w:val="40"/>
+                <w:szCs w:val="40"/>
+                <w:lang w:bidi="ml-IN"/>
+              </w:rPr>
+              <w:t>iÉÉÈ |</w:t>
+            </w:r>
+            <w:r>
+              <w:rPr>
+                <w:rFonts w:ascii="BRH Devanagari Extra" w:hAnsi="BRH Devanagari Extra" w:cs="BRH Devanagari Extra"/>
+                <w:color w:val="EE0000"/>
+                <w:sz w:val="40"/>
+                <w:szCs w:val="40"/>
+                <w:lang w:bidi="ml-IN"/>
+              </w:rPr>
+              <w:t xml:space="preserve"> </w:t>
+            </w:r>
+          </w:p>
+          <w:p>
+            <w:pPr>
+              <w:widowControl w:val="0"/>
+              <w:autoSpaceDE w:val="0"/>
+              <w:autoSpaceDN w:val="0"/>
+              <w:adjustRightInd w:val="0"/>
+              <w:spacing w:before="0" w:line="240" w:lineRule="auto"/>
+              <w:rPr>
+                <w:rFonts w:ascii="BRH Devanagari Extra" w:hAnsi="BRH Devanagari Extra" w:cs="BRH Devanagari Extra"/>
+                <w:color w:val="EE0000"/>
+                <w:sz w:val="40"/>
+                <w:szCs w:val="40"/>
+                <w:lang w:bidi="ml-IN"/>
+              </w:rPr>
+            </w:pPr>
+            <w:r>
+              <w:rPr>
+                <w:rFonts w:cs="Arial"/>
+                <w:color w:val="EE0000"/>
+                <w:szCs w:val="24"/>
+                <w:lang w:bidi="ml-IN"/>
+              </w:rPr>
+              <w:t>(missing visargam added)</w:t>
             </w:r>
           </w:p>
         </w:tc>
@@ -5050,7 +6204,6 @@
           <w:szCs w:val="32"/>
           <w:u w:val="single"/>
         </w:rPr>
-        <w:lastRenderedPageBreak/>
         <w:t>===========</w:t>
       </w:r>
     </w:p>
@@ -5765,6 +6918,7 @@
                 <w:sz w:val="28"/>
                 <w:szCs w:val="32"/>
               </w:rPr>
+              <w:lastRenderedPageBreak/>
               <w:t>T.S.5.4.3.2 – Kramam</w:t>
             </w:r>
           </w:p>
@@ -7263,7 +8417,6 @@
                 <w:sz w:val="28"/>
                 <w:szCs w:val="32"/>
               </w:rPr>
-              <w:lastRenderedPageBreak/>
               <w:t>T.S.5.4.3.3 – Kramam</w:t>
             </w:r>
           </w:p>
@@ -8900,6 +10053,7 @@
                 <w:sz w:val="28"/>
                 <w:szCs w:val="32"/>
               </w:rPr>
+              <w:lastRenderedPageBreak/>
               <w:t>T.S.5.4.5.5 – Kramam</w:t>
             </w:r>
           </w:p>
@@ -9896,7 +11050,6 @@
                 <w:sz w:val="28"/>
                 <w:szCs w:val="32"/>
               </w:rPr>
-              <w:lastRenderedPageBreak/>
               <w:t>T.S.5.4.7.4 – Kramam</w:t>
             </w:r>
           </w:p>
@@ -11537,6 +12690,7 @@
                 <w:szCs w:val="40"/>
                 <w:lang w:bidi="ml-IN"/>
               </w:rPr>
+              <w:lastRenderedPageBreak/>
               <w:t>G</w:t>
             </w:r>
             <w:r>
@@ -11799,6 +12953,7 @@
                 <w:szCs w:val="40"/>
                 <w:lang w:bidi="ml-IN"/>
               </w:rPr>
+              <w:lastRenderedPageBreak/>
               <w:t>L</w:t>
             </w:r>
             <w:r>
@@ -12494,16 +13649,7 @@
           <w:bCs/>
           <w:sz w:val="32"/>
         </w:rPr>
-        <w:t xml:space="preserve">replaced </w:t>
-      </w:r>
-      <w:proofErr w:type="gramStart"/>
-      <w:r>
-        <w:rPr>
-          <w:b/>
-          <w:bCs/>
-          <w:sz w:val="32"/>
-        </w:rPr>
-        <w:t>with</w:t>
+        <w:t>replaced with</w:t>
       </w:r>
       <w:r>
         <w:rPr>
@@ -12525,7 +13671,6 @@
         </w:rPr>
         <w:t>"</w:t>
       </w:r>
-      <w:proofErr w:type="gramEnd"/>
       <w:r>
         <w:rPr>
           <w:rFonts w:ascii="BRH Devanagari" w:hAnsi="BRH Devanagari" w:cs="BRH Devanagari"/>

--- a/TS-Kramam/TS-5.4/TS 5.4 Sanskrit Krama Paatam Corrections.docx
+++ b/TS-Kramam/TS-5.4/TS 5.4 Sanskrit Krama Paatam Corrections.docx
@@ -3028,6 +3028,433 @@
                 <w:sz w:val="28"/>
                 <w:szCs w:val="32"/>
               </w:rPr>
+              <w:t>T.S.5.4.</w:t>
+            </w:r>
+            <w:r>
+              <w:rPr>
+                <w:rFonts w:cs="Arial"/>
+                <w:b/>
+                <w:color w:val="EE0000"/>
+                <w:sz w:val="28"/>
+                <w:szCs w:val="32"/>
+              </w:rPr>
+              <w:t>10</w:t>
+            </w:r>
+            <w:r>
+              <w:rPr>
+                <w:rFonts w:cs="Arial"/>
+                <w:b/>
+                <w:color w:val="EE0000"/>
+                <w:sz w:val="28"/>
+                <w:szCs w:val="32"/>
+              </w:rPr>
+              <w:t>.1– Kramam</w:t>
+            </w:r>
+          </w:p>
+          <w:p>
+            <w:pPr>
+              <w:widowControl w:val="0"/>
+              <w:tabs>
+                <w:tab w:val="left" w:pos="993"/>
+              </w:tabs>
+              <w:autoSpaceDE w:val="0"/>
+              <w:autoSpaceDN w:val="0"/>
+              <w:adjustRightInd w:val="0"/>
+              <w:spacing w:before="0" w:line="240" w:lineRule="auto"/>
+              <w:ind w:right="297"/>
+              <w:rPr>
+                <w:rFonts w:cs="Arial"/>
+                <w:b/>
+                <w:color w:val="EE0000"/>
+                <w:szCs w:val="28"/>
+                <w:lang w:val="it-IT"/>
+              </w:rPr>
+            </w:pPr>
+            <w:r>
+              <w:rPr>
+                <w:rFonts w:cs="Arial"/>
+                <w:b/>
+                <w:color w:val="EE0000"/>
+                <w:sz w:val="28"/>
+                <w:szCs w:val="32"/>
+                <w:lang w:val="it-IT"/>
+              </w:rPr>
+              <w:t xml:space="preserve">Krama Vaakyam No.– </w:t>
+            </w:r>
+            <w:r>
+              <w:rPr>
+                <w:rFonts w:cs="Arial"/>
+                <w:b/>
+                <w:color w:val="EE0000"/>
+                <w:sz w:val="28"/>
+                <w:szCs w:val="32"/>
+                <w:lang w:val="it-IT"/>
+              </w:rPr>
+              <w:t>53</w:t>
+            </w:r>
+          </w:p>
+          <w:p>
+            <w:pPr>
+              <w:widowControl w:val="0"/>
+              <w:tabs>
+                <w:tab w:val="left" w:pos="993"/>
+              </w:tabs>
+              <w:autoSpaceDE w:val="0"/>
+              <w:autoSpaceDN w:val="0"/>
+              <w:adjustRightInd w:val="0"/>
+              <w:spacing w:before="0" w:line="240" w:lineRule="auto"/>
+              <w:ind w:right="297"/>
+              <w:rPr>
+                <w:rFonts w:cs="Arial"/>
+                <w:b/>
+                <w:color w:val="EE0000"/>
+                <w:sz w:val="28"/>
+                <w:szCs w:val="32"/>
+                <w:lang w:val="it-IT"/>
+              </w:rPr>
+            </w:pPr>
+            <w:r>
+              <w:rPr>
+                <w:rFonts w:cs="Arial"/>
+                <w:b/>
+                <w:color w:val="EE0000"/>
+                <w:sz w:val="28"/>
+                <w:szCs w:val="32"/>
+                <w:lang w:val="it-IT"/>
+              </w:rPr>
+              <w:t>Panchaati No</w:t>
+            </w:r>
+            <w:r>
+              <w:rPr>
+                <w:rFonts w:cs="Arial"/>
+                <w:b/>
+                <w:color w:val="EE0000"/>
+                <w:szCs w:val="32"/>
+                <w:lang w:val="it-IT"/>
+              </w:rPr>
+              <w:t xml:space="preserve">. - </w:t>
+            </w:r>
+            <w:r>
+              <w:rPr>
+                <w:rFonts w:cs="Arial"/>
+                <w:b/>
+                <w:color w:val="EE0000"/>
+                <w:sz w:val="28"/>
+                <w:szCs w:val="32"/>
+                <w:lang w:val="it-IT"/>
+              </w:rPr>
+              <w:t>47</w:t>
+            </w:r>
+          </w:p>
+        </w:tc>
+        <w:tc>
+          <w:tcPr>
+            <w:tcW w:w="5105" w:type="dxa"/>
+          </w:tcPr>
+          <w:p>
+            <w:pPr>
+              <w:widowControl w:val="0"/>
+              <w:autoSpaceDE w:val="0"/>
+              <w:autoSpaceDN w:val="0"/>
+              <w:adjustRightInd w:val="0"/>
+              <w:spacing w:before="0" w:line="240" w:lineRule="auto"/>
+              <w:rPr>
+                <w:rFonts w:ascii="BRH Devanagari Extra" w:hAnsi="BRH Devanagari Extra" w:cs="BRH Devanagari Extra"/>
+                <w:color w:val="EE0000"/>
+                <w:sz w:val="40"/>
+                <w:szCs w:val="40"/>
+                <w:lang w:bidi="ml-IN"/>
+              </w:rPr>
+            </w:pPr>
+            <w:r>
+              <w:rPr>
+                <w:rFonts w:ascii="BRH Devanagari Extra" w:hAnsi="BRH Devanagari Extra" w:cs="BRH Devanagari Extra"/>
+                <w:color w:val="EE0000"/>
+                <w:sz w:val="40"/>
+                <w:szCs w:val="40"/>
+                <w:lang w:bidi="ml-IN"/>
+              </w:rPr>
+              <w:t>AmÉëþÌiÉÌ¸iÉÉ</w:t>
+            </w:r>
+            <w:r>
+              <w:rPr>
+                <w:rFonts w:ascii="BRH Malayalam Extra" w:hAnsi="BRH Malayalam Extra" w:cs="BRH Devanagari Extra"/>
+                <w:b/>
+                <w:color w:val="EE0000"/>
+                <w:sz w:val="32"/>
+                <w:szCs w:val="40"/>
+                <w:lang w:bidi="ml-IN"/>
+              </w:rPr>
+              <w:t>–</w:t>
+            </w:r>
+            <w:r>
+              <w:rPr>
+                <w:rFonts w:ascii="BRH Devanagari Extra" w:hAnsi="BRH Devanagari Extra" w:cs="BRH Devanagari Extra"/>
+                <w:color w:val="EE0000"/>
+                <w:sz w:val="40"/>
+                <w:szCs w:val="40"/>
+                <w:lang w:bidi="ml-IN"/>
+              </w:rPr>
+              <w:t>È xiÉÉåqÉÉÿÈ | AmÉëþÌi</w:t>
+            </w:r>
+            <w:r>
+              <w:rPr>
+                <w:rFonts w:ascii="BRH Devanagari Extra" w:hAnsi="BRH Devanagari Extra" w:cs="BRH Devanagari Extra"/>
+                <w:color w:val="EE0000"/>
+                <w:sz w:val="40"/>
+                <w:szCs w:val="40"/>
+                <w:highlight w:val="yellow"/>
+                <w:lang w:bidi="ml-IN"/>
+              </w:rPr>
+              <w:t>É¸</w:t>
+            </w:r>
+            <w:r>
+              <w:rPr>
+                <w:rFonts w:ascii="BRH Devanagari Extra" w:hAnsi="BRH Devanagari Extra" w:cs="BRH Devanagari Extra"/>
+                <w:color w:val="EE0000"/>
+                <w:sz w:val="40"/>
+                <w:szCs w:val="40"/>
+                <w:lang w:bidi="ml-IN"/>
+              </w:rPr>
+              <w:t>iÉÉ</w:t>
+            </w:r>
+            <w:r>
+              <w:rPr>
+                <w:rFonts w:ascii="BRH Malayalam Extra" w:hAnsi="BRH Malayalam Extra" w:cs="BRH Devanagari Extra"/>
+                <w:b/>
+                <w:color w:val="EE0000"/>
+                <w:sz w:val="32"/>
+                <w:szCs w:val="40"/>
+                <w:lang w:bidi="ml-IN"/>
+              </w:rPr>
+              <w:t>–</w:t>
+            </w:r>
+            <w:r>
+              <w:rPr>
+                <w:rFonts w:ascii="BRH Devanagari Extra" w:hAnsi="BRH Devanagari Extra" w:cs="BRH Devanagari Extra"/>
+                <w:color w:val="EE0000"/>
+                <w:sz w:val="40"/>
+                <w:szCs w:val="40"/>
+                <w:lang w:bidi="ml-IN"/>
+              </w:rPr>
+              <w:t xml:space="preserve"> CirÉmÉëþÌiÉ - ÎxjÉ</w:t>
+            </w:r>
+            <w:r>
+              <w:rPr>
+                <w:rFonts w:ascii="BRH Malayalam Extra" w:hAnsi="BRH Malayalam Extra" w:cs="BRH Devanagari Extra"/>
+                <w:b/>
+                <w:color w:val="EE0000"/>
+                <w:sz w:val="32"/>
+                <w:szCs w:val="40"/>
+                <w:lang w:bidi="ml-IN"/>
+              </w:rPr>
+              <w:t>–</w:t>
+            </w:r>
+            <w:r>
+              <w:rPr>
+                <w:rFonts w:ascii="BRH Devanagari Extra" w:hAnsi="BRH Devanagari Extra" w:cs="BRH Devanagari Extra"/>
+                <w:color w:val="EE0000"/>
+                <w:sz w:val="40"/>
+                <w:szCs w:val="40"/>
+                <w:lang w:bidi="ml-IN"/>
+              </w:rPr>
+              <w:t>iÉÉ</w:t>
+            </w:r>
+            <w:r>
+              <w:rPr>
+                <w:rFonts w:ascii="BRH Malayalam Extra" w:hAnsi="BRH Malayalam Extra" w:cs="BRH Devanagari Extra"/>
+                <w:b/>
+                <w:color w:val="EE0000"/>
+                <w:sz w:val="32"/>
+                <w:szCs w:val="40"/>
+                <w:lang w:bidi="ml-IN"/>
+              </w:rPr>
+              <w:t>–</w:t>
+            </w:r>
+            <w:r>
+              <w:rPr>
+                <w:rFonts w:ascii="BRH Devanagari Extra" w:hAnsi="BRH Devanagari Extra" w:cs="BRH Devanagari Extra"/>
+                <w:color w:val="EE0000"/>
+                <w:sz w:val="40"/>
+                <w:szCs w:val="40"/>
+                <w:lang w:bidi="ml-IN"/>
+              </w:rPr>
+              <w:t>È |</w:t>
+            </w:r>
+          </w:p>
+        </w:tc>
+        <w:tc>
+          <w:tcPr>
+            <w:tcW w:w="5388" w:type="dxa"/>
+          </w:tcPr>
+          <w:p>
+            <w:pPr>
+              <w:widowControl w:val="0"/>
+              <w:autoSpaceDE w:val="0"/>
+              <w:autoSpaceDN w:val="0"/>
+              <w:adjustRightInd w:val="0"/>
+              <w:spacing w:before="0" w:line="240" w:lineRule="auto"/>
+              <w:rPr>
+                <w:rFonts w:ascii="BRH Devanagari Extra" w:hAnsi="BRH Devanagari Extra" w:cs="BRH Devanagari Extra"/>
+                <w:color w:val="EE0000"/>
+                <w:sz w:val="40"/>
+                <w:szCs w:val="40"/>
+                <w:lang w:bidi="ml-IN"/>
+              </w:rPr>
+            </w:pPr>
+            <w:r>
+              <w:rPr>
+                <w:rFonts w:ascii="BRH Devanagari Extra" w:hAnsi="BRH Devanagari Extra" w:cs="BRH Devanagari Extra"/>
+                <w:color w:val="EE0000"/>
+                <w:sz w:val="40"/>
+                <w:szCs w:val="40"/>
+                <w:lang w:bidi="ml-IN"/>
+              </w:rPr>
+              <w:t>AmÉëþÌiÉÌ¸iÉÉ</w:t>
+            </w:r>
+            <w:r>
+              <w:rPr>
+                <w:rFonts w:ascii="BRH Malayalam Extra" w:hAnsi="BRH Malayalam Extra" w:cs="BRH Devanagari Extra"/>
+                <w:b/>
+                <w:color w:val="EE0000"/>
+                <w:sz w:val="32"/>
+                <w:szCs w:val="40"/>
+                <w:lang w:bidi="ml-IN"/>
+              </w:rPr>
+              <w:t>–</w:t>
+            </w:r>
+            <w:r>
+              <w:rPr>
+                <w:rFonts w:ascii="BRH Devanagari Extra" w:hAnsi="BRH Devanagari Extra" w:cs="BRH Devanagari Extra"/>
+                <w:color w:val="EE0000"/>
+                <w:sz w:val="40"/>
+                <w:szCs w:val="40"/>
+                <w:lang w:bidi="ml-IN"/>
+              </w:rPr>
+              <w:t>È xiÉÉåqÉÉÿÈ | AmÉëþÌiÉ</w:t>
+            </w:r>
+            <w:r>
+              <w:rPr>
+                <w:rFonts w:ascii="BRH Devanagari Extra" w:hAnsi="BRH Devanagari Extra" w:cs="BRH Devanagari Extra"/>
+                <w:color w:val="EE0000"/>
+                <w:sz w:val="40"/>
+                <w:szCs w:val="40"/>
+                <w:highlight w:val="green"/>
+                <w:lang w:bidi="ml-IN"/>
+              </w:rPr>
+              <w:t>Ì</w:t>
+            </w:r>
+            <w:r>
+              <w:rPr>
+                <w:rFonts w:ascii="BRH Devanagari Extra" w:hAnsi="BRH Devanagari Extra" w:cs="BRH Devanagari Extra"/>
+                <w:color w:val="EE0000"/>
+                <w:sz w:val="40"/>
+                <w:szCs w:val="40"/>
+                <w:lang w:bidi="ml-IN"/>
+              </w:rPr>
+              <w:t>¸iÉÉ</w:t>
+            </w:r>
+            <w:r>
+              <w:rPr>
+                <w:rFonts w:ascii="BRH Malayalam Extra" w:hAnsi="BRH Malayalam Extra" w:cs="BRH Devanagari Extra"/>
+                <w:b/>
+                <w:color w:val="EE0000"/>
+                <w:sz w:val="32"/>
+                <w:szCs w:val="40"/>
+                <w:lang w:bidi="ml-IN"/>
+              </w:rPr>
+              <w:t>–</w:t>
+            </w:r>
+            <w:r>
+              <w:rPr>
+                <w:rFonts w:ascii="BRH Devanagari Extra" w:hAnsi="BRH Devanagari Extra" w:cs="BRH Devanagari Extra"/>
+                <w:color w:val="EE0000"/>
+                <w:sz w:val="40"/>
+                <w:szCs w:val="40"/>
+                <w:lang w:bidi="ml-IN"/>
+              </w:rPr>
+              <w:t xml:space="preserve"> CirÉmÉëþÌiÉ - ÎxjÉ</w:t>
+            </w:r>
+            <w:r>
+              <w:rPr>
+                <w:rFonts w:ascii="BRH Malayalam Extra" w:hAnsi="BRH Malayalam Extra" w:cs="BRH Devanagari Extra"/>
+                <w:b/>
+                <w:color w:val="EE0000"/>
+                <w:sz w:val="32"/>
+                <w:szCs w:val="40"/>
+                <w:lang w:bidi="ml-IN"/>
+              </w:rPr>
+              <w:t>–</w:t>
+            </w:r>
+            <w:r>
+              <w:rPr>
+                <w:rFonts w:ascii="BRH Devanagari Extra" w:hAnsi="BRH Devanagari Extra" w:cs="BRH Devanagari Extra"/>
+                <w:color w:val="EE0000"/>
+                <w:sz w:val="40"/>
+                <w:szCs w:val="40"/>
+                <w:lang w:bidi="ml-IN"/>
+              </w:rPr>
+              <w:t>iÉÉ</w:t>
+            </w:r>
+            <w:r>
+              <w:rPr>
+                <w:rFonts w:ascii="BRH Malayalam Extra" w:hAnsi="BRH Malayalam Extra" w:cs="BRH Devanagari Extra"/>
+                <w:b/>
+                <w:color w:val="EE0000"/>
+                <w:sz w:val="32"/>
+                <w:szCs w:val="40"/>
+                <w:lang w:bidi="ml-IN"/>
+              </w:rPr>
+              <w:t>–</w:t>
+            </w:r>
+            <w:r>
+              <w:rPr>
+                <w:rFonts w:ascii="BRH Devanagari Extra" w:hAnsi="BRH Devanagari Extra" w:cs="BRH Devanagari Extra"/>
+                <w:color w:val="EE0000"/>
+                <w:sz w:val="40"/>
+                <w:szCs w:val="40"/>
+                <w:lang w:bidi="ml-IN"/>
+              </w:rPr>
+              <w:t>È |</w:t>
+            </w:r>
+          </w:p>
+        </w:tc>
+      </w:tr>
+      <w:tr>
+        <w:trPr>
+          <w:trHeight w:val="1680"/>
+        </w:trPr>
+        <w:tc>
+          <w:tcPr>
+            <w:tcW w:w="3907" w:type="dxa"/>
+          </w:tcPr>
+          <w:p>
+            <w:pPr>
+              <w:widowControl w:val="0"/>
+              <w:tabs>
+                <w:tab w:val="left" w:pos="993"/>
+              </w:tabs>
+              <w:autoSpaceDE w:val="0"/>
+              <w:autoSpaceDN w:val="0"/>
+              <w:adjustRightInd w:val="0"/>
+              <w:spacing w:before="0" w:line="240" w:lineRule="auto"/>
+              <w:ind w:right="297"/>
+              <w:rPr>
+                <w:rFonts w:cs="Arial"/>
+                <w:b/>
+                <w:color w:val="EE0000"/>
+                <w:sz w:val="28"/>
+                <w:szCs w:val="32"/>
+              </w:rPr>
+            </w:pPr>
+            <w:r>
+              <w:rPr>
+                <w:rFonts w:cs="Arial"/>
+                <w:b/>
+                <w:color w:val="EE0000"/>
+                <w:sz w:val="28"/>
+                <w:szCs w:val="32"/>
+              </w:rPr>
               <w:t>T.S.5.4.11.1– Kramam</w:t>
             </w:r>
           </w:p>
@@ -3781,27 +4208,7 @@
                 <w:sz w:val="28"/>
                 <w:szCs w:val="32"/>
               </w:rPr>
-              <w:t>T.S.5.4.11.</w:t>
-            </w:r>
-            <w:r>
-              <w:rPr>
-                <w:rFonts w:cs="Arial"/>
-                <w:b/>
-                <w:color w:val="EE0000"/>
-                <w:sz w:val="28"/>
-                <w:szCs w:val="32"/>
-              </w:rPr>
-              <w:t>2</w:t>
-            </w:r>
-            <w:r>
-              <w:rPr>
-                <w:rFonts w:cs="Arial"/>
-                <w:b/>
-                <w:color w:val="EE0000"/>
-                <w:sz w:val="28"/>
-                <w:szCs w:val="32"/>
-              </w:rPr>
-              <w:t>– Kramam</w:t>
+              <w:t>T.S.5.4.11.2– Kramam</w:t>
             </w:r>
           </w:p>
           <w:p>
@@ -3832,29 +4239,7 @@
                 <w:szCs w:val="32"/>
                 <w:lang w:val="en-IN"/>
               </w:rPr>
-              <w:t xml:space="preserve">Krama Vaakyam No.– </w:t>
-            </w:r>
-            <w:r>
-              <w:rPr>
-                <w:rFonts w:cs="Arial"/>
-                <w:b/>
-                <w:color w:val="EE0000"/>
-                <w:sz w:val="28"/>
-                <w:szCs w:val="32"/>
-                <w:lang w:val="en-IN"/>
-              </w:rPr>
-              <w:t>1</w:t>
-            </w:r>
-            <w:r>
-              <w:rPr>
-                <w:rFonts w:cs="Arial"/>
-                <w:b/>
-                <w:color w:val="EE0000"/>
-                <w:sz w:val="28"/>
-                <w:szCs w:val="32"/>
-                <w:lang w:val="en-IN"/>
-              </w:rPr>
-              <w:t>0</w:t>
+              <w:t>Krama Vaakyam No.– 10</w:t>
             </w:r>
           </w:p>
           <w:p>
@@ -3907,18 +4292,7 @@
                 <w:szCs w:val="32"/>
                 <w:lang w:val="it-IT"/>
               </w:rPr>
-              <w:t>5</w:t>
-            </w:r>
-            <w:r>
-              <w:rPr>
-                <w:rFonts w:cs="Arial"/>
-                <w:b/>
-                <w:color w:val="EE0000"/>
-                <w:sz w:val="28"/>
-                <w:szCs w:val="32"/>
-                <w:lang w:val="it-IT"/>
-              </w:rPr>
-              <w:t>3</w:t>
+              <w:t>53</w:t>
             </w:r>
           </w:p>
         </w:tc>
@@ -4136,27 +4510,7 @@
                 <w:sz w:val="28"/>
                 <w:szCs w:val="32"/>
               </w:rPr>
-              <w:t>T.S.5.4.11.</w:t>
-            </w:r>
-            <w:r>
-              <w:rPr>
-                <w:rFonts w:cs="Arial"/>
-                <w:b/>
-                <w:color w:val="EE0000"/>
-                <w:sz w:val="28"/>
-                <w:szCs w:val="32"/>
-              </w:rPr>
-              <w:t>3</w:t>
-            </w:r>
-            <w:r>
-              <w:rPr>
-                <w:rFonts w:cs="Arial"/>
-                <w:b/>
-                <w:color w:val="EE0000"/>
-                <w:sz w:val="28"/>
-                <w:szCs w:val="32"/>
-              </w:rPr>
-              <w:t>– Kramam</w:t>
+              <w:t>T.S.5.4.11.3– Kramam</w:t>
             </w:r>
           </w:p>
           <w:p>
@@ -4175,30 +4529,19 @@
                 <w:b/>
                 <w:color w:val="EE0000"/>
                 <w:szCs w:val="28"/>
-                <w:lang w:val="it-IT"/>
-              </w:rPr>
-            </w:pPr>
-            <w:r>
-              <w:rPr>
-                <w:rFonts w:cs="Arial"/>
-                <w:b/>
-                <w:color w:val="EE0000"/>
-                <w:sz w:val="28"/>
-                <w:szCs w:val="32"/>
-                <w:lang w:val="it-IT"/>
-              </w:rPr>
-              <w:t xml:space="preserve">Krama Vaakyam No.– </w:t>
-            </w:r>
-            <w:r>
-              <w:rPr>
-                <w:rFonts w:cs="Arial"/>
-                <w:b/>
-                <w:color w:val="EE0000"/>
-                <w:sz w:val="28"/>
-                <w:szCs w:val="32"/>
-                <w:lang w:val="it-IT"/>
-              </w:rPr>
-              <w:t>25</w:t>
+                <w:lang w:val="en-IN"/>
+              </w:rPr>
+            </w:pPr>
+            <w:r>
+              <w:rPr>
+                <w:rFonts w:cs="Arial"/>
+                <w:b/>
+                <w:color w:val="EE0000"/>
+                <w:sz w:val="28"/>
+                <w:szCs w:val="32"/>
+                <w:lang w:val="en-IN"/>
+              </w:rPr>
+              <w:t>Krama Vaakyam No.– 25</w:t>
             </w:r>
           </w:p>
           <w:p>
@@ -4251,18 +4594,7 @@
                 <w:szCs w:val="32"/>
                 <w:lang w:val="it-IT"/>
               </w:rPr>
-              <w:t>5</w:t>
-            </w:r>
-            <w:r>
-              <w:rPr>
-                <w:rFonts w:cs="Arial"/>
-                <w:b/>
-                <w:color w:val="EE0000"/>
-                <w:sz w:val="28"/>
-                <w:szCs w:val="32"/>
-                <w:lang w:val="it-IT"/>
-              </w:rPr>
-              <w:t>4</w:t>
+              <w:t>54</w:t>
             </w:r>
           </w:p>
         </w:tc>
@@ -4282,16 +4614,16 @@
                 <w:color w:val="EE0000"/>
                 <w:sz w:val="40"/>
                 <w:szCs w:val="40"/>
-                <w:lang w:bidi="ml-IN"/>
-              </w:rPr>
-            </w:pPr>
-            <w:r>
-              <w:rPr>
-                <w:rFonts w:ascii="BRH Devanagari Extra" w:hAnsi="BRH Devanagari Extra" w:cs="BRH Devanagari Extra"/>
-                <w:color w:val="EE0000"/>
-                <w:sz w:val="40"/>
-                <w:szCs w:val="40"/>
-                <w:lang w:bidi="ml-IN"/>
+                <w:lang w:val="it-IT" w:bidi="ml-IN"/>
+              </w:rPr>
+            </w:pPr>
+            <w:r>
+              <w:rPr>
+                <w:rFonts w:ascii="BRH Devanagari Extra" w:hAnsi="BRH Devanagari Extra" w:cs="BRH Devanagari Extra"/>
+                <w:color w:val="EE0000"/>
+                <w:sz w:val="40"/>
+                <w:szCs w:val="40"/>
+                <w:lang w:val="it-IT" w:bidi="ml-IN"/>
               </w:rPr>
               <w:t>A</w:t>
             </w:r>
@@ -4302,17 +4634,17 @@
                 <w:color w:val="EE0000"/>
                 <w:sz w:val="32"/>
                 <w:szCs w:val="40"/>
-                <w:lang w:bidi="ml-IN"/>
-              </w:rPr>
-              <w:t>–</w:t>
-            </w:r>
-            <w:r>
-              <w:rPr>
-                <w:rFonts w:ascii="BRH Devanagari Extra" w:hAnsi="BRH Devanagari Extra" w:cs="BRH Devanagari Extra"/>
-                <w:color w:val="EE0000"/>
-                <w:sz w:val="40"/>
-                <w:szCs w:val="40"/>
-                <w:lang w:bidi="ml-IN"/>
+                <w:lang w:val="it-IT" w:bidi="ml-IN"/>
+              </w:rPr>
+              <w:t>–</w:t>
+            </w:r>
+            <w:r>
+              <w:rPr>
+                <w:rFonts w:ascii="BRH Devanagari Extra" w:hAnsi="BRH Devanagari Extra" w:cs="BRH Devanagari Extra"/>
+                <w:color w:val="EE0000"/>
+                <w:sz w:val="40"/>
+                <w:szCs w:val="40"/>
+                <w:lang w:val="it-IT" w:bidi="ml-IN"/>
               </w:rPr>
               <w:t>xmÉ</w:t>
             </w:r>
@@ -4323,17 +4655,17 @@
                 <w:color w:val="EE0000"/>
                 <w:sz w:val="32"/>
                 <w:szCs w:val="40"/>
-                <w:lang w:bidi="ml-IN"/>
-              </w:rPr>
-              <w:t>–</w:t>
-            </w:r>
-            <w:r>
-              <w:rPr>
-                <w:rFonts w:ascii="BRH Devanagari Extra" w:hAnsi="BRH Devanagari Extra" w:cs="BRH Devanagari Extra"/>
-                <w:color w:val="EE0000"/>
-                <w:sz w:val="40"/>
-                <w:szCs w:val="40"/>
-                <w:lang w:bidi="ml-IN"/>
+                <w:lang w:val="it-IT" w:bidi="ml-IN"/>
+              </w:rPr>
+              <w:t>–</w:t>
+            </w:r>
+            <w:r>
+              <w:rPr>
+                <w:rFonts w:ascii="BRH Devanagari Extra" w:hAnsi="BRH Devanagari Extra" w:cs="BRH Devanagari Extra"/>
+                <w:color w:val="EE0000"/>
+                <w:sz w:val="40"/>
+                <w:szCs w:val="40"/>
+                <w:lang w:val="it-IT" w:bidi="ml-IN"/>
               </w:rPr>
               <w:t>®åï</w:t>
             </w:r>
@@ -4344,17 +4676,17 @@
                 <w:color w:val="EE0000"/>
                 <w:sz w:val="32"/>
                 <w:szCs w:val="40"/>
-                <w:lang w:bidi="ml-IN"/>
-              </w:rPr>
-              <w:t>–</w:t>
-            </w:r>
-            <w:r>
-              <w:rPr>
-                <w:rFonts w:ascii="BRH Devanagari Extra" w:hAnsi="BRH Devanagari Extra" w:cs="BRH Devanagari Extra"/>
-                <w:color w:val="EE0000"/>
-                <w:sz w:val="40"/>
-                <w:szCs w:val="40"/>
-                <w:lang w:bidi="ml-IN"/>
+                <w:lang w:val="it-IT" w:bidi="ml-IN"/>
+              </w:rPr>
+              <w:t>–</w:t>
+            </w:r>
+            <w:r>
+              <w:rPr>
+                <w:rFonts w:ascii="BRH Devanagari Extra" w:hAnsi="BRH Devanagari Extra" w:cs="BRH Devanagari Extra"/>
+                <w:color w:val="EE0000"/>
+                <w:sz w:val="40"/>
+                <w:szCs w:val="40"/>
+                <w:lang w:val="it-IT" w:bidi="ml-IN"/>
               </w:rPr>
               <w:t>iÉÉ</w:t>
             </w:r>
@@ -4365,7 +4697,7 @@
                 <w:color w:val="EE0000"/>
                 <w:sz w:val="32"/>
                 <w:szCs w:val="40"/>
-                <w:lang w:bidi="ml-IN"/>
+                <w:lang w:val="it-IT" w:bidi="ml-IN"/>
               </w:rPr>
               <w:t>–</w:t>
             </w:r>
@@ -4375,7 +4707,7 @@
                 <w:color w:val="EE0000"/>
                 <w:sz w:val="36"/>
                 <w:szCs w:val="40"/>
-                <w:lang w:bidi="ml-IN"/>
+                <w:lang w:val="it-IT" w:bidi="ml-IN"/>
               </w:rPr>
               <w:t>óè</w:t>
             </w:r>
@@ -4386,17 +4718,17 @@
                 <w:color w:val="EE0000"/>
                 <w:sz w:val="32"/>
                 <w:szCs w:val="40"/>
-                <w:lang w:bidi="ml-IN"/>
-              </w:rPr>
-              <w:t>–</w:t>
-            </w:r>
-            <w:r>
-              <w:rPr>
-                <w:rFonts w:ascii="BRH Devanagari Extra" w:hAnsi="BRH Devanagari Extra" w:cs="BRH Devanagari Extra"/>
-                <w:color w:val="EE0000"/>
-                <w:sz w:val="40"/>
-                <w:szCs w:val="40"/>
-                <w:lang w:bidi="ml-IN"/>
+                <w:lang w:val="it-IT" w:bidi="ml-IN"/>
+              </w:rPr>
+              <w:t>–</w:t>
+            </w:r>
+            <w:r>
+              <w:rPr>
+                <w:rFonts w:ascii="BRH Devanagari Extra" w:hAnsi="BRH Devanagari Extra" w:cs="BRH Devanagari Extra"/>
+                <w:color w:val="EE0000"/>
+                <w:sz w:val="40"/>
+                <w:szCs w:val="40"/>
+                <w:lang w:val="it-IT" w:bidi="ml-IN"/>
               </w:rPr>
               <w:t xml:space="preserve"> </w:t>
             </w:r>
@@ -4407,7 +4739,7 @@
                 <w:sz w:val="40"/>
                 <w:szCs w:val="40"/>
                 <w:highlight w:val="yellow"/>
-                <w:lang w:bidi="ml-IN"/>
+                <w:lang w:val="it-IT" w:bidi="ml-IN"/>
               </w:rPr>
               <w:t>xÉ</w:t>
             </w:r>
@@ -4417,7 +4749,7 @@
                 <w:color w:val="EE0000"/>
                 <w:sz w:val="40"/>
                 <w:szCs w:val="40"/>
-                <w:lang w:bidi="ml-IN"/>
+                <w:lang w:val="it-IT" w:bidi="ml-IN"/>
               </w:rPr>
               <w:t xml:space="preserve"> | xÉ L</w:t>
             </w:r>
@@ -4428,17 +4760,17 @@
                 <w:color w:val="EE0000"/>
                 <w:sz w:val="32"/>
                 <w:szCs w:val="40"/>
-                <w:lang w:bidi="ml-IN"/>
-              </w:rPr>
-              <w:t>–</w:t>
-            </w:r>
-            <w:r>
-              <w:rPr>
-                <w:rFonts w:ascii="BRH Devanagari Extra" w:hAnsi="BRH Devanagari Extra" w:cs="BRH Devanagari Extra"/>
-                <w:color w:val="EE0000"/>
-                <w:sz w:val="40"/>
-                <w:szCs w:val="40"/>
-                <w:lang w:bidi="ml-IN"/>
+                <w:lang w:val="it-IT" w:bidi="ml-IN"/>
+              </w:rPr>
+              <w:t>–</w:t>
+            </w:r>
+            <w:r>
+              <w:rPr>
+                <w:rFonts w:ascii="BRH Devanagari Extra" w:hAnsi="BRH Devanagari Extra" w:cs="BRH Devanagari Extra"/>
+                <w:color w:val="EE0000"/>
+                <w:sz w:val="40"/>
+                <w:szCs w:val="40"/>
+                <w:lang w:val="it-IT" w:bidi="ml-IN"/>
               </w:rPr>
               <w:t>iÉÉÈ |</w:t>
             </w:r>
@@ -4460,16 +4792,16 @@
                 <w:color w:val="EE0000"/>
                 <w:sz w:val="40"/>
                 <w:szCs w:val="40"/>
-                <w:lang w:bidi="ml-IN"/>
-              </w:rPr>
-            </w:pPr>
-            <w:r>
-              <w:rPr>
-                <w:rFonts w:ascii="BRH Devanagari Extra" w:hAnsi="BRH Devanagari Extra" w:cs="BRH Devanagari Extra"/>
-                <w:color w:val="EE0000"/>
-                <w:sz w:val="40"/>
-                <w:szCs w:val="40"/>
-                <w:lang w:bidi="ml-IN"/>
+                <w:lang w:val="it-IT" w:bidi="ml-IN"/>
+              </w:rPr>
+            </w:pPr>
+            <w:r>
+              <w:rPr>
+                <w:rFonts w:ascii="BRH Devanagari Extra" w:hAnsi="BRH Devanagari Extra" w:cs="BRH Devanagari Extra"/>
+                <w:color w:val="EE0000"/>
+                <w:sz w:val="40"/>
+                <w:szCs w:val="40"/>
+                <w:lang w:val="it-IT" w:bidi="ml-IN"/>
               </w:rPr>
               <w:t>A</w:t>
             </w:r>
@@ -4480,17 +4812,17 @@
                 <w:color w:val="EE0000"/>
                 <w:sz w:val="32"/>
                 <w:szCs w:val="40"/>
-                <w:lang w:bidi="ml-IN"/>
-              </w:rPr>
-              <w:t>–</w:t>
-            </w:r>
-            <w:r>
-              <w:rPr>
-                <w:rFonts w:ascii="BRH Devanagari Extra" w:hAnsi="BRH Devanagari Extra" w:cs="BRH Devanagari Extra"/>
-                <w:color w:val="EE0000"/>
-                <w:sz w:val="40"/>
-                <w:szCs w:val="40"/>
-                <w:lang w:bidi="ml-IN"/>
+                <w:lang w:val="it-IT" w:bidi="ml-IN"/>
+              </w:rPr>
+              <w:t>–</w:t>
+            </w:r>
+            <w:r>
+              <w:rPr>
+                <w:rFonts w:ascii="BRH Devanagari Extra" w:hAnsi="BRH Devanagari Extra" w:cs="BRH Devanagari Extra"/>
+                <w:color w:val="EE0000"/>
+                <w:sz w:val="40"/>
+                <w:szCs w:val="40"/>
+                <w:lang w:val="it-IT" w:bidi="ml-IN"/>
               </w:rPr>
               <w:t>xmÉ</w:t>
             </w:r>
@@ -4501,17 +4833,17 @@
                 <w:color w:val="EE0000"/>
                 <w:sz w:val="32"/>
                 <w:szCs w:val="40"/>
-                <w:lang w:bidi="ml-IN"/>
-              </w:rPr>
-              <w:t>–</w:t>
-            </w:r>
-            <w:r>
-              <w:rPr>
-                <w:rFonts w:ascii="BRH Devanagari Extra" w:hAnsi="BRH Devanagari Extra" w:cs="BRH Devanagari Extra"/>
-                <w:color w:val="EE0000"/>
-                <w:sz w:val="40"/>
-                <w:szCs w:val="40"/>
-                <w:lang w:bidi="ml-IN"/>
+                <w:lang w:val="it-IT" w:bidi="ml-IN"/>
+              </w:rPr>
+              <w:t>–</w:t>
+            </w:r>
+            <w:r>
+              <w:rPr>
+                <w:rFonts w:ascii="BRH Devanagari Extra" w:hAnsi="BRH Devanagari Extra" w:cs="BRH Devanagari Extra"/>
+                <w:color w:val="EE0000"/>
+                <w:sz w:val="40"/>
+                <w:szCs w:val="40"/>
+                <w:lang w:val="it-IT" w:bidi="ml-IN"/>
               </w:rPr>
               <w:t>®åï</w:t>
             </w:r>
@@ -4522,17 +4854,17 @@
                 <w:color w:val="EE0000"/>
                 <w:sz w:val="32"/>
                 <w:szCs w:val="40"/>
-                <w:lang w:bidi="ml-IN"/>
-              </w:rPr>
-              <w:t>–</w:t>
-            </w:r>
-            <w:r>
-              <w:rPr>
-                <w:rFonts w:ascii="BRH Devanagari Extra" w:hAnsi="BRH Devanagari Extra" w:cs="BRH Devanagari Extra"/>
-                <w:color w:val="EE0000"/>
-                <w:sz w:val="40"/>
-                <w:szCs w:val="40"/>
-                <w:lang w:bidi="ml-IN"/>
+                <w:lang w:val="it-IT" w:bidi="ml-IN"/>
+              </w:rPr>
+              <w:t>–</w:t>
+            </w:r>
+            <w:r>
+              <w:rPr>
+                <w:rFonts w:ascii="BRH Devanagari Extra" w:hAnsi="BRH Devanagari Extra" w:cs="BRH Devanagari Extra"/>
+                <w:color w:val="EE0000"/>
+                <w:sz w:val="40"/>
+                <w:szCs w:val="40"/>
+                <w:lang w:val="it-IT" w:bidi="ml-IN"/>
               </w:rPr>
               <w:t>iÉÉ</w:t>
             </w:r>
@@ -4543,7 +4875,7 @@
                 <w:color w:val="EE0000"/>
                 <w:sz w:val="32"/>
                 <w:szCs w:val="40"/>
-                <w:lang w:bidi="ml-IN"/>
+                <w:lang w:val="it-IT" w:bidi="ml-IN"/>
               </w:rPr>
               <w:t>–</w:t>
             </w:r>
@@ -4553,7 +4885,7 @@
                 <w:color w:val="EE0000"/>
                 <w:sz w:val="36"/>
                 <w:szCs w:val="40"/>
-                <w:lang w:bidi="ml-IN"/>
+                <w:lang w:val="it-IT" w:bidi="ml-IN"/>
               </w:rPr>
               <w:t>óè</w:t>
             </w:r>
@@ -4564,17 +4896,17 @@
                 <w:color w:val="EE0000"/>
                 <w:sz w:val="32"/>
                 <w:szCs w:val="40"/>
-                <w:lang w:bidi="ml-IN"/>
-              </w:rPr>
-              <w:t>–</w:t>
-            </w:r>
-            <w:r>
-              <w:rPr>
-                <w:rFonts w:ascii="BRH Devanagari Extra" w:hAnsi="BRH Devanagari Extra" w:cs="BRH Devanagari Extra"/>
-                <w:color w:val="EE0000"/>
-                <w:sz w:val="40"/>
-                <w:szCs w:val="40"/>
-                <w:lang w:bidi="ml-IN"/>
+                <w:lang w:val="it-IT" w:bidi="ml-IN"/>
+              </w:rPr>
+              <w:t>–</w:t>
+            </w:r>
+            <w:r>
+              <w:rPr>
+                <w:rFonts w:ascii="BRH Devanagari Extra" w:hAnsi="BRH Devanagari Extra" w:cs="BRH Devanagari Extra"/>
+                <w:color w:val="EE0000"/>
+                <w:sz w:val="40"/>
+                <w:szCs w:val="40"/>
+                <w:lang w:val="it-IT" w:bidi="ml-IN"/>
               </w:rPr>
               <w:t xml:space="preserve"> xÉ</w:t>
             </w:r>
@@ -4585,7 +4917,7 @@
                 <w:sz w:val="40"/>
                 <w:szCs w:val="40"/>
                 <w:highlight w:val="green"/>
-                <w:lang w:bidi="ml-IN"/>
+                <w:lang w:val="it-IT" w:bidi="ml-IN"/>
               </w:rPr>
               <w:t>È</w:t>
             </w:r>
@@ -4595,7 +4927,7 @@
                 <w:color w:val="EE0000"/>
                 <w:sz w:val="40"/>
                 <w:szCs w:val="40"/>
-                <w:lang w:bidi="ml-IN"/>
+                <w:lang w:val="it-IT" w:bidi="ml-IN"/>
               </w:rPr>
               <w:t xml:space="preserve"> | xÉ L</w:t>
             </w:r>
@@ -4606,29 +4938,19 @@
                 <w:color w:val="EE0000"/>
                 <w:sz w:val="32"/>
                 <w:szCs w:val="40"/>
-                <w:lang w:bidi="ml-IN"/>
-              </w:rPr>
-              <w:t>–</w:t>
-            </w:r>
-            <w:r>
-              <w:rPr>
-                <w:rFonts w:ascii="BRH Devanagari Extra" w:hAnsi="BRH Devanagari Extra" w:cs="BRH Devanagari Extra"/>
-                <w:color w:val="EE0000"/>
-                <w:sz w:val="40"/>
-                <w:szCs w:val="40"/>
-                <w:lang w:bidi="ml-IN"/>
-              </w:rPr>
-              <w:t>iÉÉÈ |</w:t>
-            </w:r>
-            <w:r>
-              <w:rPr>
-                <w:rFonts w:ascii="BRH Devanagari Extra" w:hAnsi="BRH Devanagari Extra" w:cs="BRH Devanagari Extra"/>
-                <w:color w:val="EE0000"/>
-                <w:sz w:val="40"/>
-                <w:szCs w:val="40"/>
-                <w:lang w:bidi="ml-IN"/>
-              </w:rPr>
-              <w:t xml:space="preserve"> </w:t>
+                <w:lang w:val="it-IT" w:bidi="ml-IN"/>
+              </w:rPr>
+              <w:t>–</w:t>
+            </w:r>
+            <w:r>
+              <w:rPr>
+                <w:rFonts w:ascii="BRH Devanagari Extra" w:hAnsi="BRH Devanagari Extra" w:cs="BRH Devanagari Extra"/>
+                <w:color w:val="EE0000"/>
+                <w:sz w:val="40"/>
+                <w:szCs w:val="40"/>
+                <w:lang w:val="it-IT" w:bidi="ml-IN"/>
+              </w:rPr>
+              <w:t xml:space="preserve">iÉÉÈ | </w:t>
             </w:r>
           </w:p>
           <w:p>
@@ -5289,6 +5611,7 @@
                 <w:sz w:val="28"/>
                 <w:szCs w:val="32"/>
               </w:rPr>
+              <w:lastRenderedPageBreak/>
               <w:t>T.S.5.</w:t>
             </w:r>
             <w:r>
@@ -6524,6 +6847,7 @@
                 <w:sz w:val="28"/>
                 <w:szCs w:val="32"/>
               </w:rPr>
+              <w:lastRenderedPageBreak/>
               <w:t>T.S.</w:t>
             </w:r>
             <w:r>
@@ -6918,7 +7242,6 @@
                 <w:sz w:val="28"/>
                 <w:szCs w:val="32"/>
               </w:rPr>
-              <w:lastRenderedPageBreak/>
               <w:t>T.S.5.4.3.2 – Kramam</w:t>
             </w:r>
           </w:p>
@@ -9722,6 +10045,7 @@
                 <w:sz w:val="28"/>
                 <w:szCs w:val="32"/>
               </w:rPr>
+              <w:lastRenderedPageBreak/>
               <w:t>T.S.5.4.5.2 – Kramam</w:t>
             </w:r>
           </w:p>
@@ -10053,7 +10377,6 @@
                 <w:sz w:val="28"/>
                 <w:szCs w:val="32"/>
               </w:rPr>
-              <w:lastRenderedPageBreak/>
               <w:t>T.S.5.4.5.5 – Kramam</w:t>
             </w:r>
           </w:p>
@@ -12503,6 +12826,7 @@
                 <w:sz w:val="28"/>
                 <w:szCs w:val="32"/>
               </w:rPr>
+              <w:lastRenderedPageBreak/>
               <w:t>T.S.5.</w:t>
             </w:r>
             <w:r>
@@ -12690,7 +13014,6 @@
                 <w:szCs w:val="40"/>
                 <w:lang w:bidi="ml-IN"/>
               </w:rPr>
-              <w:lastRenderedPageBreak/>
               <w:t>G</w:t>
             </w:r>
             <w:r>
@@ -12953,7 +13276,6 @@
                 <w:szCs w:val="40"/>
                 <w:lang w:bidi="ml-IN"/>
               </w:rPr>
-              <w:lastRenderedPageBreak/>
               <w:t>L</w:t>
             </w:r>
             <w:r>
@@ -13649,7 +13971,16 @@
           <w:bCs/>
           <w:sz w:val="32"/>
         </w:rPr>
-        <w:t>replaced with</w:t>
+        <w:t xml:space="preserve">replaced </w:t>
+      </w:r>
+      <w:proofErr w:type="gramStart"/>
+      <w:r>
+        <w:rPr>
+          <w:b/>
+          <w:bCs/>
+          <w:sz w:val="32"/>
+        </w:rPr>
+        <w:t>with</w:t>
       </w:r>
       <w:r>
         <w:rPr>
@@ -13671,6 +14002,7 @@
         </w:rPr>
         <w:t>"</w:t>
       </w:r>
+      <w:proofErr w:type="gramEnd"/>
       <w:r>
         <w:rPr>
           <w:rFonts w:ascii="BRH Devanagari" w:hAnsi="BRH Devanagari" w:cs="BRH Devanagari"/>
